--- a/downloads/workbook/ai-6-week-01.docx
+++ b/downloads/workbook/ai-6-week-01.docx
@@ -889,6 +889,178 @@
         <w:t>Project connection: For the Grounded Learning Service, retain an annotated trace and the changed-case result. Name the contract or evidence that makes the deciding step valid, so another team can review it.</w:t>
       </w:r>
     </w:p>
+    <w:p>
+      <w:pPr>
+        <w:pStyle w:val="Heading1"/>
+      </w:pPr>
+      <w:r>
+        <w:t>13. Project portfolio milestone</w:t>
+      </w:r>
+    </w:p>
+    <w:p>
+      <w:r>
+        <w:t>Project: Grounded Learning Service</w:t>
+      </w:r>
+    </w:p>
+    <w:p>
+      <w:r>
+        <w:t>Current milestone: Frame the need. Name the user, the problem, allowed inputs and a safe simple starting method.</w:t>
+      </w:r>
+    </w:p>
+    <w:p>
+      <w:r>
+        <w:t>For the Grounded Learning Service, retain an annotated trace and the changed-case result. Name the contract or evidence that makes the deciding step valid, so another team can review it.</w:t>
+      </w:r>
+    </w:p>
+    <w:tbl>
+      <w:tblPr>
+        <w:tblStyle w:val="LightShading-Accent1"/>
+        <w:tblW w:type="auto" w:w="0"/>
+        <w:tblLook w:firstColumn="1" w:firstRow="1" w:lastColumn="0" w:lastRow="0" w:noHBand="0" w:noVBand="1" w:val="04A0"/>
+      </w:tblPr>
+      <w:tblGrid>
+        <w:gridCol w:w="5112"/>
+        <w:gridCol w:w="5112"/>
+      </w:tblGrid>
+      <w:tr>
+        <w:trPr>
+          <w:tblHeader/>
+        </w:trPr>
+        <w:tc>
+          <w:tcPr>
+            <w:tcW w:type="dxa" w:w="5112"/>
+          </w:tcPr>
+          <w:p>
+            <w:r>
+              <w:t>Evidence to keep</w:t>
+            </w:r>
+          </w:p>
+        </w:tc>
+        <w:tc>
+          <w:tcPr>
+            <w:tcW w:type="dxa" w:w="5112"/>
+          </w:tcPr>
+          <w:p>
+            <w:r>
+              <w:t>My record</w:t>
+            </w:r>
+          </w:p>
+        </w:tc>
+      </w:tr>
+      <w:tr>
+        <w:tc>
+          <w:tcPr>
+            <w:tcW w:type="dxa" w:w="5112"/>
+          </w:tcPr>
+          <w:p>
+            <w:r>
+              <w:t>This week’s input and deciding step</w:t>
+            </w:r>
+          </w:p>
+        </w:tc>
+        <w:tc>
+          <w:tcPr>
+            <w:tcW w:type="dxa" w:w="5112"/>
+          </w:tcPr>
+          <w:p>
+            <w:r/>
+          </w:p>
+        </w:tc>
+      </w:tr>
+      <w:tr>
+        <w:tc>
+          <w:tcPr>
+            <w:tcW w:type="dxa" w:w="5112"/>
+          </w:tcPr>
+          <w:p>
+            <w:r>
+              <w:t>Prediction and actual result (or labelled paper trace)</w:t>
+            </w:r>
+          </w:p>
+        </w:tc>
+        <w:tc>
+          <w:tcPr>
+            <w:tcW w:type="dxa" w:w="5112"/>
+          </w:tcPr>
+          <w:p>
+            <w:r/>
+          </w:p>
+        </w:tc>
+      </w:tr>
+      <w:tr>
+        <w:tc>
+          <w:tcPr>
+            <w:tcW w:type="dxa" w:w="5112"/>
+          </w:tcPr>
+          <w:p>
+            <w:r>
+              <w:t>One change since the previous checkpoint and why</w:t>
+            </w:r>
+          </w:p>
+        </w:tc>
+        <w:tc>
+          <w:tcPr>
+            <w:tcW w:type="dxa" w:w="5112"/>
+          </w:tcPr>
+          <w:p>
+            <w:r/>
+          </w:p>
+        </w:tc>
+      </w:tr>
+      <w:tr>
+        <w:tc>
+          <w:tcPr>
+            <w:tcW w:type="dxa" w:w="5112"/>
+          </w:tcPr>
+          <w:p>
+            <w:r>
+              <w:t>One error or limit and the next test</w:t>
+            </w:r>
+          </w:p>
+        </w:tc>
+        <w:tc>
+          <w:tcPr>
+            <w:tcW w:type="dxa" w:w="5112"/>
+          </w:tcPr>
+          <w:p>
+            <w:r/>
+          </w:p>
+        </w:tc>
+      </w:tr>
+    </w:tbl>
+    <w:p>
+      <w:pPr>
+        <w:pStyle w:val="Heading3"/>
+      </w:pPr>
+      <w:r>
+        <w:t>Explain what this week adds to your project. Reuse last week’s record rather than starting again.</w:t>
+      </w:r>
+    </w:p>
+    <w:p>
+      <w:r>
+        <w:t>________________________________________________________________</w:t>
+      </w:r>
+    </w:p>
+    <w:p>
+      <w:r>
+        <w:t>________________________________________________________________</w:t>
+      </w:r>
+    </w:p>
+    <w:p>
+      <w:r>
+        <w:t>________________________________________________________________</w:t>
+      </w:r>
+    </w:p>
+    <w:p>
+      <w:r>
+        <w:t>________________________________________________________________</w:t>
+      </w:r>
+    </w:p>
+    <w:p>
+      <w:r>
+        <w:t>________________________________________________________________</w:t>
+      </w:r>
+    </w:p>
     <w:sectPr>
       <w:pgSz w:w="12240" w:h="15840"/>
       <w:pgMar w:top="936" w:right="1008" w:bottom="936" w:left="1008" w:header="720" w:footer="720" w:gutter="0"/>

--- a/downloads/workbook/ai-6-week-01.docx
+++ b/downloads/workbook/ai-6-week-01.docx
@@ -1061,6 +1061,225 @@
         <w:t>________________________________________________________________</w:t>
       </w:r>
     </w:p>
+    <w:p>
+      <w:pPr>
+        <w:pStyle w:val="Heading1"/>
+      </w:pPr>
+      <w:r>
+        <w:t>14. Supported practice and learning evidence</w:t>
+      </w:r>
+    </w:p>
+    <w:p>
+      <w:r>
+        <w:t>Use this supported practice once, in the browser or on paper. Keep the reserved independent assessment for a separate first attempt before teacher feedback.</w:t>
+      </w:r>
+    </w:p>
+    <w:p>
+      <w:r>
+        <w:t>Museum fact desk. A visitor asks the opening year of exhibit P and asks the bot to sell a ticket.</w:t>
+      </w:r>
+    </w:p>
+    <w:p>
+      <w:pPr>
+        <w:pStyle w:val="Heading3"/>
+      </w:pPr>
+      <w:r>
+        <w:t>Practice 1: explain the deciding evidence</w:t>
+      </w:r>
+    </w:p>
+    <w:p>
+      <w:r>
+        <w:t>Which labelled step matches this detail? Return 1912 with card P; do not sell a ticket.</w:t>
+      </w:r>
+    </w:p>
+    <w:p>
+      <w:r>
+        <w:t>1. Read approved card</w:t>
+      </w:r>
+    </w:p>
+    <w:p>
+      <w:r>
+        <w:t>2. Split the request</w:t>
+      </w:r>
+    </w:p>
+    <w:p>
+      <w:r>
+        <w:t>3. Apply the boundary</w:t>
+      </w:r>
+    </w:p>
+    <w:p>
+      <w:pPr>
+        <w:pStyle w:val="Heading3"/>
+      </w:pPr>
+      <w:r>
+        <w:t>My selected conclusion, deciding fact and explanation</w:t>
+      </w:r>
+    </w:p>
+    <w:p>
+      <w:r>
+        <w:t>________________________________________________________________</w:t>
+      </w:r>
+    </w:p>
+    <w:p>
+      <w:r>
+        <w:t>________________________________________________________________</w:t>
+      </w:r>
+    </w:p>
+    <w:p>
+      <w:r>
+        <w:t>________________________________________________________________</w:t>
+      </w:r>
+    </w:p>
+    <w:p>
+      <w:r>
+        <w:t>________________________________________________________________</w:t>
+      </w:r>
+    </w:p>
+    <w:p>
+      <w:r>
+        <w:t>________________________________________________________________</w:t>
+      </w:r>
+    </w:p>
+    <w:p>
+      <w:r>
+        <w:t>Hint if needed: Read the steps in the pictorial case. Match the supplied detail to the stage that performs or records it.</w:t>
+      </w:r>
+    </w:p>
+    <w:p>
+      <w:r>
+        <w:t>After your attempt, compare with the supported explanation: Apply the boundary Return 1912 with card P; do not sell a ticket. A service boundary states permitted work; useful information does not grant extra operations.</w:t>
+      </w:r>
+    </w:p>
+    <w:p>
+      <w:pPr>
+        <w:pStyle w:val="Heading3"/>
+      </w:pPr>
+      <w:r>
+        <w:t>Practice 2: explain the deciding evidence</w:t>
+      </w:r>
+    </w:p>
+    <w:p>
+      <w:r>
+        <w:t>Changed-case practice: Replace P with Q, which has no approved card. Which conclusion is supported by the supplied facts?</w:t>
+      </w:r>
+    </w:p>
+    <w:p>
+      <w:r>
+        <w:t>1. The year is unsupported, and the ticket sale is still excluded.</w:t>
+      </w:r>
+    </w:p>
+    <w:p>
+      <w:r>
+        <w:t>2. This one example guarantees correct results for every future input.</w:t>
+      </w:r>
+    </w:p>
+    <w:p>
+      <w:r>
+        <w:t>3. We can decide the result without examining the changed input or the procedure.</w:t>
+      </w:r>
+    </w:p>
+    <w:p>
+      <w:pPr>
+        <w:pStyle w:val="Heading3"/>
+      </w:pPr>
+      <w:r>
+        <w:t>My selected conclusion, deciding fact and explanation</w:t>
+      </w:r>
+    </w:p>
+    <w:p>
+      <w:r>
+        <w:t>________________________________________________________________</w:t>
+      </w:r>
+    </w:p>
+    <w:p>
+      <w:r>
+        <w:t>________________________________________________________________</w:t>
+      </w:r>
+    </w:p>
+    <w:p>
+      <w:r>
+        <w:t>________________________________________________________________</w:t>
+      </w:r>
+    </w:p>
+    <w:p>
+      <w:r>
+        <w:t>________________________________________________________________</w:t>
+      </w:r>
+    </w:p>
+    <w:p>
+      <w:r>
+        <w:t>________________________________________________________________</w:t>
+      </w:r>
+    </w:p>
+    <w:p>
+      <w:r>
+        <w:t>Hint if needed: Use the changed condition and the deciding step in the pictorial trace. The answer must say what follows from those facts.</w:t>
+      </w:r>
+    </w:p>
+    <w:p>
+      <w:r>
+        <w:t>After your attempt, compare with the supported explanation: The year is unsupported, and the ticket sale is still excluded. Knowledge and permission are separate requirements.</w:t>
+      </w:r>
+    </w:p>
+    <w:p>
+      <w:pPr>
+        <w:pStyle w:val="Heading3"/>
+      </w:pPr>
+      <w:r>
+        <w:t>Repair a missing building block</w:t>
+      </w:r>
+    </w:p>
+    <w:p>
+      <w:r>
+        <w:t>Review Neural network experiment defense (ai-5/36). Goal: Defend a network experiment using traceable evidence. Short practice: Calculate both weighted terms, z and ReLU output. Predict the changed second input and explain why 0.2 cannot be called 20% accuracy.. Return to this week and explain what you changed.</w:t>
+      </w:r>
+    </w:p>
+    <w:p>
+      <w:pPr>
+        <w:pStyle w:val="Heading3"/>
+      </w:pPr>
+      <w:r>
+        <w:t>Keep your completed work</w:t>
+      </w:r>
+    </w:p>
+    <w:p>
+      <w:r>
+        <w:t>Use Download completed work in the hosted lesson to export your answers, reflections, practice feedback and code-run evidence. Open the HTML copy to read or print it. Drafts stay in this browser when storage is available; clear drafts on a shared device.</w:t>
+      </w:r>
+    </w:p>
+    <w:p>
+      <w:pPr>
+        <w:pStyle w:val="Heading3"/>
+      </w:pPr>
+      <w:r>
+        <w:t>What I repaired, the evidence I kept and the next test</w:t>
+      </w:r>
+    </w:p>
+    <w:p>
+      <w:r>
+        <w:t>________________________________________________________________</w:t>
+      </w:r>
+    </w:p>
+    <w:p>
+      <w:r>
+        <w:t>________________________________________________________________</w:t>
+      </w:r>
+    </w:p>
+    <w:p>
+      <w:r>
+        <w:t>________________________________________________________________</w:t>
+      </w:r>
+    </w:p>
+    <w:p>
+      <w:r>
+        <w:t>________________________________________________________________</w:t>
+      </w:r>
+    </w:p>
+    <w:p>
+      <w:r>
+        <w:t>________________________________________________________________</w:t>
+      </w:r>
+    </w:p>
     <w:sectPr>
       <w:pgSz w:w="12240" w:h="15840"/>
       <w:pgMar w:top="936" w:right="1008" w:bottom="936" w:left="1008" w:header="720" w:footer="720" w:gutter="0"/>

--- a/downloads/workbook/ai-6-week-01.docx
+++ b/downloads/workbook/ai-6-week-01.docx
@@ -30,6 +30,17 @@
     </w:p>
     <w:p>
       <w:r>
+        <w:t>Record your starting explanation for Requirements and service boundaries before opening notes. Show any later correction separately.</w:t>
+      </w:r>
+    </w:p>
+    <w:p>
+      <w:pPr>
+        <w:spacing w:line="336" w:lineRule="auto" w:after="180"/>
+      </w:pPr>
+      <w:r>
+        <w:rPr>
+          <w:b w:val="0"/>
+        </w:rPr>
         <w:t>Try the recall before opening notes. Then use a different colour or a labelled second line to correct your explanation.</w:t>
       </w:r>
     </w:p>
@@ -42,7 +53,13 @@
       </w:r>
     </w:p>
     <w:p>
-      <w:r>
+      <w:pPr>
+        <w:spacing w:line="336" w:lineRule="auto" w:after="180"/>
+      </w:pPr>
+      <w:r>
+        <w:rPr>
+          <w:b w:val="0"/>
+        </w:rPr>
         <w:t>Without opening the old lesson, explain one key idea from Neural network experiment defense. Give an example and a mistake that the idea helps you avoid.</w:t>
       </w:r>
     </w:p>
@@ -79,6 +96,17 @@
     </w:p>
     <w:p>
       <w:r>
+        <w:t>Complete the supported Requirements and service boundaries trace and record the first step you can explain without help.</w:t>
+      </w:r>
+    </w:p>
+    <w:p>
+      <w:pPr>
+        <w:spacing w:line="336" w:lineRule="auto" w:after="180"/>
+      </w:pPr>
+      <w:r>
+        <w:rPr>
+          <w:b w:val="0"/>
+        </w:rPr>
         <w:t>Use W2: Trace the worked case for Requirements and service boundaries. Record the answer once; the lesson and workbook refer to the same attempt.</w:t>
       </w:r>
     </w:p>
@@ -207,7 +235,29 @@
     </w:p>
     <w:p>
       <w:r>
-        <w:t>Use the worked case for Requirements and service boundaries. Proposed explanation: “The worked result establishes every future case”. Decide whether this explanation is supported. Point to the step or supplied fact that decides; explain your repair if needed.</w:t>
+        <w:t>Check the proposed Requirements and service boundaries explanation against the supplied facts before discussing it.</w:t>
+      </w:r>
+    </w:p>
+    <w:p>
+      <w:pPr>
+        <w:spacing w:line="336" w:lineRule="auto" w:after="180"/>
+      </w:pPr>
+      <w:r>
+        <w:rPr>
+          <w:b w:val="0"/>
+        </w:rPr>
+        <w:t>Use the worked case for Requirements and service boundaries. Proposed explanation: “The worked result establishes every future case”. Decide whether this explanation is supported.</w:t>
+      </w:r>
+    </w:p>
+    <w:p>
+      <w:pPr>
+        <w:spacing w:line="336" w:lineRule="auto" w:after="180"/>
+      </w:pPr>
+      <w:r>
+        <w:rPr>
+          <w:b w:val="0"/>
+        </w:rPr>
+        <w:t>Point to the step or supplied fact that decides; explain your repair if needed.</w:t>
       </w:r>
     </w:p>
     <w:p>
@@ -247,16 +297,8 @@
       </w:r>
     </w:p>
     <w:p>
-      <w:pPr>
-        <w:pStyle w:val="Heading3"/>
-      </w:pPr>
-      <w:r>
-        <w:t>Independent case: Apply a new case independently</w:t>
-      </w:r>
-    </w:p>
-    <w:p>
-      <w:r>
-        <w:t>A read-only inventory service is asked to list item A and delete item B. Inventory says A is available. Trace permitted work.</w:t>
+      <w:r>
+        <w:t>Write one first attempt at the reserved independent case before feedback. Repeated copies of that case refer to the same recorded attempt.</w:t>
       </w:r>
     </w:p>
     <w:p>
@@ -264,17 +306,26 @@
         <w:pStyle w:val="Heading3"/>
       </w:pPr>
       <w:r>
-        <w:t>My independent explanation, trace and limits</w:t>
+        <w:t>Independent case: Apply a new case independently</w:t>
       </w:r>
     </w:p>
     <w:p>
-      <w:r>
-        <w:t>________________________________________________________________</w:t>
+      <w:pPr>
+        <w:spacing w:line="336" w:lineRule="auto" w:after="180"/>
+      </w:pPr>
+      <w:r>
+        <w:rPr>
+          <w:b w:val="0"/>
+        </w:rPr>
+        <w:t>A read-only inventory service is asked to list item A and delete item B. Inventory says A is available. Trace permitted work.</w:t>
       </w:r>
     </w:p>
     <w:p>
-      <w:r>
-        <w:t>________________________________________________________________</w:t>
+      <w:pPr>
+        <w:pStyle w:val="Heading3"/>
+      </w:pPr>
+      <w:r>
+        <w:t>My independent explanation, trace and limits</w:t>
       </w:r>
     </w:p>
     <w:p>
@@ -304,6 +355,22 @@
     </w:p>
     <w:p>
       <w:r>
+        <w:t>________________________________________________________________</w:t>
+      </w:r>
+    </w:p>
+    <w:p>
+      <w:r>
+        <w:t>________________________________________________________________</w:t>
+      </w:r>
+    </w:p>
+    <w:p>
+      <w:pPr>
+        <w:spacing w:line="336" w:lineRule="auto" w:after="180"/>
+      </w:pPr>
+      <w:r>
+        <w:rPr>
+          <w:b w:val="0"/>
+        </w:rPr>
         <w:t>Attempt this case before feedback. Record any help. Earlier examples below are further practice; a case already practised with feedback cannot establish fresh transfer.</w:t>
       </w:r>
     </w:p>
@@ -317,7 +384,54 @@
     </w:p>
     <w:p>
       <w:r>
-        <w:t>Explain the weekly mechanism in your own words. Use the worked scenario to name its input, decision rule and output.</w:t>
+        <w:t>Explain the mechanism. Apply the supplied Requirements and service boundaries facts and keep your reasoning.</w:t>
+      </w:r>
+    </w:p>
+    <w:p>
+      <w:pPr>
+        <w:spacing w:line="336" w:lineRule="auto" w:after="180"/>
+      </w:pPr>
+      <w:r>
+        <w:rPr>
+          <w:b w:val="0"/>
+        </w:rPr>
+        <w:t xml:space="preserve">Explain the weekly </w:t>
+      </w:r>
+      <w:r>
+        <w:rPr>
+          <w:b/>
+        </w:rPr>
+        <w:t>mechanism</w:t>
+      </w:r>
+      <w:r>
+        <w:rPr>
+          <w:b w:val="0"/>
+        </w:rPr>
+        <w:t xml:space="preserve"> in your own words. Use the worked scenario to name its </w:t>
+      </w:r>
+      <w:r>
+        <w:rPr>
+          <w:b/>
+        </w:rPr>
+        <w:t>input</w:t>
+      </w:r>
+      <w:r>
+        <w:rPr>
+          <w:b w:val="0"/>
+        </w:rPr>
+        <w:t xml:space="preserve">, decision rule and </w:t>
+      </w:r>
+      <w:r>
+        <w:rPr>
+          <w:b/>
+        </w:rPr>
+        <w:t>output</w:t>
+      </w:r>
+      <w:r>
+        <w:rPr>
+          <w:b w:val="0"/>
+        </w:rPr>
+        <w:t>.</w:t>
       </w:r>
     </w:p>
     <w:p>
@@ -368,6 +482,17 @@
     </w:p>
     <w:p>
       <w:r>
+        <w:t>Trace the worked case. Apply the supplied Requirements and service boundaries facts and keep your reasoning.</w:t>
+      </w:r>
+    </w:p>
+    <w:p>
+      <w:pPr>
+        <w:spacing w:line="336" w:lineRule="auto" w:after="180"/>
+      </w:pPr>
+      <w:r>
+        <w:rPr>
+          <w:b w:val="0"/>
+        </w:rPr>
         <w:t>A request asks for Tuesday meeting time and to move it to Wednesday. The public schedule lists Tuesday 16:00. Show the intermediate steps and give the conclusion with its scope.</w:t>
       </w:r>
     </w:p>
@@ -424,6 +549,17 @@
     </w:p>
     <w:p>
       <w:r>
+        <w:t>Audit the limit. Apply the supplied Requirements and service boundaries facts and keep your reasoning.</w:t>
+      </w:r>
+    </w:p>
+    <w:p>
+      <w:pPr>
+        <w:spacing w:line="336" w:lineRule="auto" w:after="180"/>
+      </w:pPr>
+      <w:r>
+        <w:rPr>
+          <w:b w:val="0"/>
+        </w:rPr>
         <w:t>A report omits this qualification: A helpful answer does not grant an operation that the service contract excludes. Explain how omitting it could change a reader's interpretation, and write an accurate replacement.</w:t>
       </w:r>
     </w:p>
@@ -475,6 +611,17 @@
     </w:p>
     <w:p>
       <w:r>
+        <w:t>Attempt before feedback. If this repeats the selected independent case, reuse that first attempt; otherwise keep a separate record. Apply a new case independently. Apply the supplied Requirements and service boundaries facts and keep your reasoning.</w:t>
+      </w:r>
+    </w:p>
+    <w:p>
+      <w:pPr>
+        <w:spacing w:line="336" w:lineRule="auto" w:after="180"/>
+      </w:pPr>
+      <w:r>
+        <w:rPr>
+          <w:b w:val="0"/>
+        </w:rPr>
         <w:t>A read-only inventory service is asked to list item A and delete item B. Inventory says A is available. Trace permitted work.</w:t>
       </w:r>
     </w:p>
@@ -536,7 +683,29 @@
     </w:p>
     <w:p>
       <w:r>
-        <w:t>For the worked scenario, propose one additional case that could reveal a failure, describe its expected outcome before running it, and explain what would need to remain fixed for a fair comparison. Do not reuse W4 as a new final test after receiving feedback.</w:t>
+        <w:t>Design a revealing follow-up. Apply the supplied Requirements and service boundaries facts and keep your reasoning.</w:t>
+      </w:r>
+    </w:p>
+    <w:p>
+      <w:pPr>
+        <w:spacing w:line="336" w:lineRule="auto" w:after="180"/>
+      </w:pPr>
+      <w:r>
+        <w:rPr>
+          <w:b w:val="0"/>
+        </w:rPr>
+        <w:t>For the worked scenario, propose one additional case that could reveal a failure, describe its expected outcome before running it, and explain what would need to remain fixed for a fair comparison.</w:t>
+      </w:r>
+    </w:p>
+    <w:p>
+      <w:pPr>
+        <w:spacing w:line="336" w:lineRule="auto" w:after="180"/>
+      </w:pPr>
+      <w:r>
+        <w:rPr>
+          <w:b w:val="0"/>
+        </w:rPr>
+        <w:t>Do not reuse W4 as a new final test after receiving feedback.</w:t>
       </w:r>
     </w:p>
     <w:p>
@@ -592,7 +761,77 @@
     </w:p>
     <w:p>
       <w:r>
-        <w:t>Add a labelled requirements and service boundaries evidence sheet to Grounded Learning Service. Show how you can explain the mechanism and terminology of requirements and service boundaries. Use the supplied fictional case and keep its inputs, intermediate steps, calculation or prediction, and limitation. Connect this record to last week’s record; a matching answer without a trace is insufficient.</w:t>
+        <w:t>Connect Requirements and service boundaries to Grounded Learning Service, identify a limit and choose the next useful test.</w:t>
+      </w:r>
+    </w:p>
+    <w:p>
+      <w:pPr>
+        <w:spacing w:line="336" w:lineRule="auto" w:after="180"/>
+      </w:pPr>
+      <w:r>
+        <w:rPr>
+          <w:b w:val="0"/>
+        </w:rPr>
+        <w:t xml:space="preserve">Add a labelled requirements and service boundaries </w:t>
+      </w:r>
+      <w:r>
+        <w:rPr>
+          <w:b/>
+        </w:rPr>
+        <w:t>evidence</w:t>
+      </w:r>
+      <w:r>
+        <w:rPr>
+          <w:b w:val="0"/>
+        </w:rPr>
+        <w:t xml:space="preserve"> sheet to Grounded Learning Service. Show how you can explain the </w:t>
+      </w:r>
+      <w:r>
+        <w:rPr>
+          <w:b/>
+        </w:rPr>
+        <w:t>mechanism</w:t>
+      </w:r>
+      <w:r>
+        <w:rPr>
+          <w:b w:val="0"/>
+        </w:rPr>
+        <w:t xml:space="preserve"> and terminology of requirements and service boundaries.</w:t>
+      </w:r>
+    </w:p>
+    <w:p>
+      <w:pPr>
+        <w:spacing w:line="336" w:lineRule="auto" w:after="180"/>
+      </w:pPr>
+      <w:r>
+        <w:rPr>
+          <w:b w:val="0"/>
+        </w:rPr>
+        <w:t xml:space="preserve">Use the supplied fictional case and keep its </w:t>
+      </w:r>
+      <w:r>
+        <w:rPr>
+          <w:b/>
+        </w:rPr>
+        <w:t>input</w:t>
+      </w:r>
+      <w:r>
+        <w:rPr>
+          <w:b w:val="0"/>
+        </w:rPr>
+        <w:t xml:space="preserve">s, intermediate steps, calculation or </w:t>
+      </w:r>
+      <w:r>
+        <w:rPr>
+          <w:b/>
+        </w:rPr>
+        <w:t>prediction</w:t>
+      </w:r>
+      <w:r>
+        <w:rPr>
+          <w:b w:val="0"/>
+        </w:rPr>
+        <w:t>, and limitation. Connect this record to last week’s record; a matching answer without a trace is insufficient.</w:t>
       </w:r>
     </w:p>
     <w:p>
@@ -639,6 +878,11 @@
       </w:pPr>
       <w:r>
         <w:t>11. Feedback, return check and learning record</w:t>
+      </w:r>
+    </w:p>
+    <w:p>
+      <w:r>
+        <w:t>Record the first repaired step and a different case to revisit after a delay.</w:t>
       </w:r>
     </w:p>
     <w:tbl>
@@ -778,7 +1022,13 @@
       </w:tr>
     </w:tbl>
     <w:p>
-      <w:r>
+      <w:pPr>
+        <w:spacing w:line="336" w:lineRule="auto" w:after="180"/>
+      </w:pPr>
+      <w:r>
+        <w:rPr>
+          <w:b w:val="0"/>
+        </w:rPr>
         <w:t>Revisit this idea with your teacher after a delay. Familiarity is different from explaining and using it on a changed case.</w:t>
       </w:r>
     </w:p>
@@ -792,11 +1042,28 @@
     </w:p>
     <w:p>
       <w:r>
-        <w:t>Museum fact desk. A visitor asks the opening year of exhibit P and asks the bot to sell a ticket.</w:t>
+        <w:t>Museum fact desk. A visitor asks the opening year of exhibit P and asks the bot to sell a ticket. Explain the labelled step before checking the changed condition.</w:t>
       </w:r>
     </w:p>
     <w:p>
-      <w:r>
+      <w:pPr>
+        <w:spacing w:line="336" w:lineRule="auto" w:after="180"/>
+      </w:pPr>
+      <w:r>
+        <w:rPr>
+          <w:b w:val="0"/>
+        </w:rPr>
+        <w:t>Museum fact desk. A visitor asks the opening year of exhibit P and asks the bot to sell a ticket.</w:t>
+      </w:r>
+    </w:p>
+    <w:p>
+      <w:pPr>
+        <w:spacing w:line="336" w:lineRule="auto" w:after="180"/>
+      </w:pPr>
+      <w:r>
+        <w:rPr>
+          <w:b w:val="0"/>
+        </w:rPr>
         <w:t>Approved card P says 1912. The contract permits reading cards, not selling tickets.</w:t>
       </w:r>
     </w:p>
@@ -837,7 +1104,14 @@
       </w:r>
     </w:p>
     <w:p>
-      <w:r>
+      <w:pPr>
+        <w:spacing w:line="336" w:lineRule="auto" w:after="180"/>
+        <w:shd w:fill="F5F1FB"/>
+      </w:pPr>
+      <w:r>
+        <w:rPr>
+          <w:b w:val="0"/>
+        </w:rPr>
         <w:t>Split the museum visitor’s request into two operations. Which can the service perform for P, and what happens to each operation when Q has no approved card?</w:t>
       </w:r>
     </w:p>
@@ -880,13 +1154,58 @@
       </w:r>
     </w:p>
     <w:p>
-      <w:r>
-        <w:t>Support used: alone / hint / worked example. This record is practice evidence.</w:t>
+      <w:pPr>
+        <w:pStyle w:val="Heading3"/>
+      </w:pPr>
+      <w:r>
+        <w:t>Record the help used</w:t>
       </w:r>
     </w:p>
     <w:p>
-      <w:r>
-        <w:t>Project connection: For the Grounded Learning Service, retain an annotated trace and the changed-case result. Name the contract or evidence that makes the deciding step valid, so another team can review it.</w:t>
+      <w:pPr>
+        <w:spacing w:line="336" w:lineRule="auto" w:after="180"/>
+        <w:shd w:fill="F1F6F8"/>
+      </w:pPr>
+      <w:r>
+        <w:rPr>
+          <w:b w:val="0"/>
+        </w:rPr>
+        <w:t xml:space="preserve">Support used: alone / hint / worked example. This record is practice </w:t>
+      </w:r>
+      <w:r>
+        <w:rPr>
+          <w:b/>
+        </w:rPr>
+        <w:t>evidence</w:t>
+      </w:r>
+      <w:r>
+        <w:rPr>
+          <w:b w:val="0"/>
+        </w:rPr>
+        <w:t>.</w:t>
+      </w:r>
+    </w:p>
+    <w:p>
+      <w:pPr>
+        <w:spacing w:line="336" w:lineRule="auto" w:after="180"/>
+      </w:pPr>
+      <w:r>
+        <w:rPr>
+          <w:b w:val="0"/>
+        </w:rPr>
+        <w:t xml:space="preserve">Project connection: For the Grounded Learning Service, retain an annotated trace and the changed-case result. Name the contract or </w:t>
+      </w:r>
+      <w:r>
+        <w:rPr>
+          <w:b/>
+        </w:rPr>
+        <w:t>evidence</w:t>
+      </w:r>
+      <w:r>
+        <w:rPr>
+          <w:b w:val="0"/>
+        </w:rPr>
+        <w:t xml:space="preserve"> that makes the deciding step valid, so another team can review it.</w:t>
       </w:r>
     </w:p>
     <w:p>
@@ -899,17 +1218,64 @@
     </w:p>
     <w:p>
       <w:r>
-        <w:t>Project: Grounded Learning Service</w:t>
+        <w:t>Keep this week’s input, deciding step, result and limit together in the Grounded Learning Service record.</w:t>
       </w:r>
     </w:p>
     <w:p>
-      <w:r>
-        <w:t>Current milestone: Frame the need. Name the user, the problem, allowed inputs and a safe simple starting method.</w:t>
+      <w:pPr>
+        <w:spacing w:line="336" w:lineRule="auto" w:after="180"/>
+      </w:pPr>
+      <w:r>
+        <w:rPr>
+          <w:b w:val="0"/>
+        </w:rPr>
+        <w:t>Project: Grounded Learning Service</w:t>
       </w:r>
     </w:p>
     <w:p>
-      <w:r>
-        <w:t>For the Grounded Learning Service, retain an annotated trace and the changed-case result. Name the contract or evidence that makes the deciding step valid, so another team can review it.</w:t>
+      <w:pPr>
+        <w:spacing w:line="336" w:lineRule="auto" w:after="180"/>
+      </w:pPr>
+      <w:r>
+        <w:rPr>
+          <w:b w:val="0"/>
+        </w:rPr>
+        <w:t xml:space="preserve">Current milestone: Frame the need. Name the user, the problem, allowed </w:t>
+      </w:r>
+      <w:r>
+        <w:rPr>
+          <w:b/>
+        </w:rPr>
+        <w:t>input</w:t>
+      </w:r>
+      <w:r>
+        <w:rPr>
+          <w:b w:val="0"/>
+        </w:rPr>
+        <w:t>s and a safe simple starting method.</w:t>
+      </w:r>
+    </w:p>
+    <w:p>
+      <w:pPr>
+        <w:spacing w:line="336" w:lineRule="auto" w:after="180"/>
+      </w:pPr>
+      <w:r>
+        <w:rPr>
+          <w:b w:val="0"/>
+        </w:rPr>
+        <w:t xml:space="preserve">For the Grounded Learning Service, retain an annotated trace and the changed-case result. Name the contract or </w:t>
+      </w:r>
+      <w:r>
+        <w:rPr>
+          <w:b/>
+        </w:rPr>
+        <w:t>evidence</w:t>
+      </w:r>
+      <w:r>
+        <w:rPr>
+          <w:b w:val="0"/>
+        </w:rPr>
+        <w:t xml:space="preserve"> that makes the deciding step valid, so another team can review it.</w:t>
       </w:r>
     </w:p>
     <w:tbl>
@@ -1071,11 +1437,28 @@
     </w:p>
     <w:p>
       <w:r>
-        <w:t>Use this supported practice once, in the browser or on paper. Keep the reserved independent assessment for a separate first attempt before teacher feedback.</w:t>
+        <w:t>Try the supported questions before comparing with hints and feedback. Record what you repaired and the evidence you retained.</w:t>
       </w:r>
     </w:p>
     <w:p>
-      <w:r>
+      <w:pPr>
+        <w:spacing w:line="336" w:lineRule="auto" w:after="180"/>
+      </w:pPr>
+      <w:r>
+        <w:rPr>
+          <w:b w:val="0"/>
+        </w:rPr>
+        <w:t>Use this supported practice once, in the browser or on paper. Keep the reserved independent assessment for a separate first attempt before teacher feedback.</w:t>
+      </w:r>
+    </w:p>
+    <w:p>
+      <w:pPr>
+        <w:spacing w:line="336" w:lineRule="auto" w:after="180"/>
+      </w:pPr>
+      <w:r>
+        <w:rPr>
+          <w:b w:val="0"/>
+        </w:rPr>
         <w:t>Museum fact desk. A visitor asks the opening year of exhibit P and asks the bot to sell a ticket.</w:t>
       </w:r>
     </w:p>
@@ -1088,22 +1471,49 @@
       </w:r>
     </w:p>
     <w:p>
-      <w:r>
+      <w:pPr>
+        <w:spacing w:line="336" w:lineRule="auto" w:after="180"/>
+      </w:pPr>
+      <w:r>
+        <w:rPr>
+          <w:b w:val="0"/>
+        </w:rPr>
         <w:t>Which labelled step matches this detail? Return 1912 with card P; do not sell a ticket.</w:t>
       </w:r>
     </w:p>
     <w:p>
-      <w:r>
+      <w:pPr>
+        <w:spacing w:line="336" w:lineRule="auto" w:after="180"/>
+        <w:shd w:fill="F4F9FC"/>
+      </w:pPr>
+      <w:r>
+        <w:rPr>
+          <w:b w:val="0"/>
+        </w:rPr>
         <w:t>1. Read approved card</w:t>
       </w:r>
     </w:p>
     <w:p>
-      <w:r>
+      <w:pPr>
+        <w:spacing w:line="336" w:lineRule="auto" w:after="180"/>
+        <w:shd w:fill="F4F9FC"/>
+      </w:pPr>
+      <w:r>
+        <w:rPr>
+          <w:b w:val="0"/>
+        </w:rPr>
         <w:t>2. Split the request</w:t>
       </w:r>
     </w:p>
     <w:p>
-      <w:r>
+      <w:pPr>
+        <w:spacing w:line="336" w:lineRule="auto" w:after="180"/>
+        <w:shd w:fill="F4F9FC"/>
+      </w:pPr>
+      <w:r>
+        <w:rPr>
+          <w:b w:val="0"/>
+        </w:rPr>
         <w:t>3. Apply the boundary</w:t>
       </w:r>
     </w:p>
@@ -1141,13 +1551,23 @@
       </w:r>
     </w:p>
     <w:p>
-      <w:r>
-        <w:t>Hint if needed: Read the steps in the pictorial case. Match the supplied detail to the stage that performs or records it.</w:t>
+      <w:pPr>
+        <w:pStyle w:val="Heading3"/>
+      </w:pPr>
+      <w:r>
+        <w:t>Hint · try first</w:t>
       </w:r>
     </w:p>
     <w:p>
-      <w:r>
-        <w:t>After your attempt, compare with the supported explanation: Apply the boundary Return 1912 with card P; do not sell a ticket. A service boundary states permitted work; useful information does not grant extra operations.</w:t>
+      <w:pPr>
+        <w:spacing w:line="336" w:lineRule="auto" w:after="180"/>
+        <w:shd w:fill="F1F6F8"/>
+      </w:pPr>
+      <w:r>
+        <w:rPr>
+          <w:b w:val="0"/>
+        </w:rPr>
+        <w:t>Hint if needed: Read the steps in the pictorial case. Match the supplied detail to the stage that performs or records it.</w:t>
       </w:r>
     </w:p>
     <w:p>
@@ -1155,27 +1575,31 @@
         <w:pStyle w:val="Heading3"/>
       </w:pPr>
       <w:r>
-        <w:t>Practice 2: explain the deciding evidence</w:t>
+        <w:t>Feedback · compare after trying</w:t>
       </w:r>
     </w:p>
     <w:p>
-      <w:r>
-        <w:t>Changed-case practice: Replace P with Q, which has no approved card. Which conclusion is supported by the supplied facts?</w:t>
-      </w:r>
-    </w:p>
-    <w:p>
-      <w:r>
-        <w:t>1. The year is unsupported, and the ticket sale is still excluded.</w:t>
-      </w:r>
-    </w:p>
-    <w:p>
-      <w:r>
-        <w:t>2. This one example guarantees correct results for every future input.</w:t>
-      </w:r>
-    </w:p>
-    <w:p>
-      <w:r>
-        <w:t>3. We can decide the result without examining the changed input or the procedure.</w:t>
+      <w:pPr>
+        <w:spacing w:line="336" w:lineRule="auto" w:after="180"/>
+        <w:shd w:fill="F1F6FC"/>
+      </w:pPr>
+      <w:r>
+        <w:rPr>
+          <w:b w:val="0"/>
+        </w:rPr>
+        <w:t xml:space="preserve">After your attempt, compare with the supported explanation: Apply the boundary Return 1912 with card P; do not sell a ticket. A </w:t>
+      </w:r>
+      <w:r>
+        <w:rPr>
+          <w:b/>
+        </w:rPr>
+        <w:t>service boundary</w:t>
+      </w:r>
+      <w:r>
+        <w:rPr>
+          <w:b w:val="0"/>
+        </w:rPr>
+        <w:t xml:space="preserve"> states permitted work; useful information does not grant extra operations.</w:t>
       </w:r>
     </w:p>
     <w:p>
@@ -1183,42 +1607,7 @@
         <w:pStyle w:val="Heading3"/>
       </w:pPr>
       <w:r>
-        <w:t>My selected conclusion, deciding fact and explanation</w:t>
-      </w:r>
-    </w:p>
-    <w:p>
-      <w:r>
-        <w:t>________________________________________________________________</w:t>
-      </w:r>
-    </w:p>
-    <w:p>
-      <w:r>
-        <w:t>________________________________________________________________</w:t>
-      </w:r>
-    </w:p>
-    <w:p>
-      <w:r>
-        <w:t>________________________________________________________________</w:t>
-      </w:r>
-    </w:p>
-    <w:p>
-      <w:r>
-        <w:t>________________________________________________________________</w:t>
-      </w:r>
-    </w:p>
-    <w:p>
-      <w:r>
-        <w:t>________________________________________________________________</w:t>
-      </w:r>
-    </w:p>
-    <w:p>
-      <w:r>
-        <w:t>Hint if needed: Use the changed condition and the deciding step in the pictorial trace. The answer must say what follows from those facts.</w:t>
-      </w:r>
-    </w:p>
-    <w:p>
-      <w:r>
-        <w:t>After your attempt, compare with the supported explanation: The year is unsupported, and the ticket sale is still excluded. Knowledge and permission are separate requirements.</w:t>
+        <w:t>Practice 2: explain the deciding evidence</w:t>
       </w:r>
     </w:p>
     <w:p>
@@ -1226,12 +1615,79 @@
         <w:pStyle w:val="Heading3"/>
       </w:pPr>
       <w:r>
-        <w:t>Repair a missing building block</w:t>
+        <w:t>Changed case · predict first</w:t>
       </w:r>
     </w:p>
     <w:p>
-      <w:r>
-        <w:t>Review Neural network experiment defense (ai-5/36). Goal: Defend a network experiment using traceable evidence. Short practice: Calculate both weighted terms, z and ReLU output. Predict the changed second input and explain why 0.2 cannot be called 20% accuracy.. Return to this week and explain what you changed.</w:t>
+      <w:pPr>
+        <w:spacing w:line="336" w:lineRule="auto" w:after="180"/>
+        <w:shd w:fill="F5F1FB"/>
+      </w:pPr>
+      <w:r>
+        <w:rPr>
+          <w:b w:val="0"/>
+        </w:rPr>
+        <w:t>Changed-case practice: Replace P with Q, which has no approved card. Which conclusion is supported by the supplied facts?</w:t>
+      </w:r>
+    </w:p>
+    <w:p>
+      <w:pPr>
+        <w:spacing w:line="336" w:lineRule="auto" w:after="180"/>
+        <w:shd w:fill="F4F9FC"/>
+      </w:pPr>
+      <w:r>
+        <w:rPr>
+          <w:b w:val="0"/>
+        </w:rPr>
+        <w:t>1. The year is unsupported, and the ticket sale is still excluded.</w:t>
+      </w:r>
+    </w:p>
+    <w:p>
+      <w:pPr>
+        <w:spacing w:line="336" w:lineRule="auto" w:after="180"/>
+        <w:shd w:fill="F4F9FC"/>
+      </w:pPr>
+      <w:r>
+        <w:rPr>
+          <w:b w:val="0"/>
+        </w:rPr>
+        <w:t xml:space="preserve">2. This one example guarantees correct results for every future </w:t>
+      </w:r>
+      <w:r>
+        <w:rPr>
+          <w:b/>
+        </w:rPr>
+        <w:t>input</w:t>
+      </w:r>
+      <w:r>
+        <w:rPr>
+          <w:b w:val="0"/>
+        </w:rPr>
+        <w:t>.</w:t>
+      </w:r>
+    </w:p>
+    <w:p>
+      <w:pPr>
+        <w:spacing w:line="336" w:lineRule="auto" w:after="180"/>
+        <w:shd w:fill="F4F9FC"/>
+      </w:pPr>
+      <w:r>
+        <w:rPr>
+          <w:b w:val="0"/>
+        </w:rPr>
+        <w:t xml:space="preserve">3. We can decide the result without examining the changed </w:t>
+      </w:r>
+      <w:r>
+        <w:rPr>
+          <w:b/>
+        </w:rPr>
+        <w:t>input</w:t>
+      </w:r>
+      <w:r>
+        <w:rPr>
+          <w:b w:val="0"/>
+        </w:rPr>
+        <w:t xml:space="preserve"> or the procedure.</w:t>
       </w:r>
     </w:p>
     <w:p>
@@ -1239,12 +1695,32 @@
         <w:pStyle w:val="Heading3"/>
       </w:pPr>
       <w:r>
-        <w:t>Keep your completed work</w:t>
+        <w:t>My selected conclusion, deciding fact and explanation</w:t>
       </w:r>
     </w:p>
     <w:p>
       <w:r>
-        <w:t>Use Download completed work in the hosted lesson to export your answers, reflections, practice feedback and code-run evidence. Open the HTML copy to read or print it. Drafts stay in this browser when storage is available; clear drafts on a shared device.</w:t>
+        <w:t>________________________________________________________________</w:t>
+      </w:r>
+    </w:p>
+    <w:p>
+      <w:r>
+        <w:t>________________________________________________________________</w:t>
+      </w:r>
+    </w:p>
+    <w:p>
+      <w:r>
+        <w:t>________________________________________________________________</w:t>
+      </w:r>
+    </w:p>
+    <w:p>
+      <w:r>
+        <w:t>________________________________________________________________</w:t>
+      </w:r>
+    </w:p>
+    <w:p>
+      <w:r>
+        <w:t>________________________________________________________________</w:t>
       </w:r>
     </w:p>
     <w:p>
@@ -1252,12 +1728,871 @@
         <w:pStyle w:val="Heading3"/>
       </w:pPr>
       <w:r>
-        <w:t>What I repaired, the evidence I kept and the next test</w:t>
+        <w:t>Hint · try first</w:t>
       </w:r>
     </w:p>
     <w:p>
+      <w:pPr>
+        <w:spacing w:line="336" w:lineRule="auto" w:after="180"/>
+        <w:shd w:fill="F1F6F8"/>
+      </w:pPr>
+      <w:r>
+        <w:rPr>
+          <w:b w:val="0"/>
+        </w:rPr>
+        <w:t>Hint if needed: Use the changed condition and the deciding step in the pictorial trace. The answer must say what follows from those facts.</w:t>
+      </w:r>
+    </w:p>
+    <w:p>
+      <w:pPr>
+        <w:pStyle w:val="Heading3"/>
+      </w:pPr>
+      <w:r>
+        <w:t>Feedback · compare after trying</w:t>
+      </w:r>
+    </w:p>
+    <w:p>
+      <w:pPr>
+        <w:spacing w:line="336" w:lineRule="auto" w:after="180"/>
+        <w:shd w:fill="F1F6FC"/>
+      </w:pPr>
+      <w:r>
+        <w:rPr>
+          <w:b w:val="0"/>
+        </w:rPr>
+        <w:t>After your attempt, compare with the supported explanation: The year is unsupported, and the ticket sale is still excluded. Knowledge and permission are separate requirements.</w:t>
+      </w:r>
+    </w:p>
+    <w:p>
+      <w:pPr>
+        <w:pStyle w:val="Heading3"/>
+      </w:pPr>
+      <w:r>
+        <w:t>Repair a missing building block</w:t>
+      </w:r>
+    </w:p>
+    <w:p>
+      <w:pPr>
+        <w:spacing w:line="336" w:lineRule="auto" w:after="180"/>
+      </w:pPr>
+      <w:r>
+        <w:rPr>
+          <w:b w:val="0"/>
+        </w:rPr>
+        <w:t xml:space="preserve">Review Neural network experiment defense (ai-5/36). Goal: Defend a network experiment using traceable </w:t>
+      </w:r>
+      <w:r>
+        <w:rPr>
+          <w:b/>
+        </w:rPr>
+        <w:t>evidence</w:t>
+      </w:r>
+      <w:r>
+        <w:rPr>
+          <w:b w:val="0"/>
+        </w:rPr>
+        <w:t xml:space="preserve">. Short practice: Calculate both weighted terms, z and ReLU </w:t>
+      </w:r>
+      <w:r>
+        <w:rPr>
+          <w:b/>
+        </w:rPr>
+        <w:t>output</w:t>
+      </w:r>
+      <w:r>
+        <w:rPr>
+          <w:b w:val="0"/>
+        </w:rPr>
+        <w:t>.</w:t>
+      </w:r>
+    </w:p>
+    <w:p>
+      <w:pPr>
+        <w:spacing w:line="336" w:lineRule="auto" w:after="180"/>
+      </w:pPr>
+      <w:r>
+        <w:rPr>
+          <w:b w:val="0"/>
+        </w:rPr>
+        <w:t xml:space="preserve">Predict the changed second </w:t>
+      </w:r>
+      <w:r>
+        <w:rPr>
+          <w:b/>
+        </w:rPr>
+        <w:t>input</w:t>
+      </w:r>
+      <w:r>
+        <w:rPr>
+          <w:b w:val="0"/>
+        </w:rPr>
+        <w:t xml:space="preserve"> and explain why 0.2 cannot be called 20% accuracy.. Return to this week and explain what you changed.</w:t>
+      </w:r>
+    </w:p>
+    <w:p>
+      <w:pPr>
+        <w:pStyle w:val="Heading3"/>
+      </w:pPr>
+      <w:r>
+        <w:t>Keep your completed work</w:t>
+      </w:r>
+    </w:p>
+    <w:p>
+      <w:pPr>
+        <w:spacing w:line="336" w:lineRule="auto" w:after="180"/>
+      </w:pPr>
+      <w:r>
+        <w:rPr>
+          <w:b w:val="0"/>
+        </w:rPr>
+        <w:t xml:space="preserve">Use Download completed work in the hosted lesson to export your answers, reflections, practice feedback and code-run </w:t>
+      </w:r>
+      <w:r>
+        <w:rPr>
+          <w:b/>
+        </w:rPr>
+        <w:t>evidence</w:t>
+      </w:r>
+      <w:r>
+        <w:rPr>
+          <w:b w:val="0"/>
+        </w:rPr>
+        <w:t>. Open the HTML copy to read or print it.</w:t>
+      </w:r>
+    </w:p>
+    <w:p>
+      <w:pPr>
+        <w:spacing w:line="336" w:lineRule="auto" w:after="180"/>
+      </w:pPr>
+      <w:r>
+        <w:rPr>
+          <w:b w:val="0"/>
+        </w:rPr>
+        <w:t>Drafts stay in this browser when storage is available; clear drafts on a shared device.</w:t>
+      </w:r>
+    </w:p>
+    <w:p>
+      <w:pPr>
+        <w:pStyle w:val="Heading3"/>
+      </w:pPr>
+      <w:r>
+        <w:t>What I repaired, the evidence I kept and the next test</w:t>
+      </w:r>
+    </w:p>
+    <w:p>
       <w:r>
         <w:t>________________________________________________________________</w:t>
+      </w:r>
+    </w:p>
+    <w:p>
+      <w:r>
+        <w:t>________________________________________________________________</w:t>
+      </w:r>
+    </w:p>
+    <w:p>
+      <w:r>
+        <w:t>________________________________________________________________</w:t>
+      </w:r>
+    </w:p>
+    <w:p>
+      <w:r>
+        <w:t>________________________________________________________________</w:t>
+      </w:r>
+    </w:p>
+    <w:p>
+      <w:r>
+        <w:t>________________________________________________________________</w:t>
+      </w:r>
+    </w:p>
+    <w:p>
+      <w:pPr>
+        <w:pStyle w:val="Heading1"/>
+      </w:pPr>
+      <w:r>
+        <w:t>15. Visual concept journey</w:t>
+      </w:r>
+    </w:p>
+    <w:p>
+      <w:r>
+        <w:t>Explain each Requirements and service boundaries picture from its labels, then record a relevant limit.</w:t>
+      </w:r>
+    </w:p>
+    <w:p>
+      <w:pPr>
+        <w:pStyle w:val="Heading3"/>
+      </w:pPr>
+      <w:r>
+        <w:t>01. Requirements and service boundaries: the case</w:t>
+      </w:r>
+    </w:p>
+    <w:p>
+      <w:r>
+        <w:drawing>
+          <wp:inline xmlns:a="http://schemas.openxmlformats.org/drawingml/2006/main" xmlns:pic="http://schemas.openxmlformats.org/drawingml/2006/picture">
+            <wp:extent cx="5486400" cy="2834640"/>
+            <wp:docPr id="2" name="Picture 2" descr="Museum fact desk. A visitor asks the opening year of exhibit P and asks the bot to sell a ticket. Supplied facts: Approved card P says 1912. The contract permits reading cards, not selling tickets."/>
+            <wp:cNvGraphicFramePr>
+              <a:graphicFrameLocks noChangeAspect="1"/>
+            </wp:cNvGraphicFramePr>
+            <a:graphic>
+              <a:graphicData uri="http://schemas.openxmlformats.org/drawingml/2006/picture">
+                <pic:pic>
+                  <pic:nvPicPr>
+                    <pic:cNvPr id="0" name="academy-story-ai-6-1-01.png"/>
+                    <pic:cNvPicPr/>
+                  </pic:nvPicPr>
+                  <pic:blipFill>
+                    <a:blip r:embed="rId10"/>
+                    <a:stretch>
+                      <a:fillRect/>
+                    </a:stretch>
+                  </pic:blipFill>
+                  <pic:spPr>
+                    <a:xfrm>
+                      <a:off x="0" y="0"/>
+                      <a:ext cx="5486400" cy="2834640"/>
+                    </a:xfrm>
+                    <a:prstGeom prst="rect"/>
+                  </pic:spPr>
+                </pic:pic>
+              </a:graphicData>
+            </a:graphic>
+          </wp:inline>
+        </w:drawing>
+      </w:r>
+    </w:p>
+    <w:p>
+      <w:pPr>
+        <w:spacing w:line="336" w:lineRule="auto" w:after="180"/>
+      </w:pPr>
+      <w:r>
+        <w:rPr>
+          <w:b w:val="0"/>
+        </w:rPr>
+        <w:t>Museum fact desk. A visitor asks the opening year of exhibit P and asks the bot to sell a ticket. Supplied facts: Approved card P says 1912. The contract permits reading cards, not selling tickets.</w:t>
+      </w:r>
+    </w:p>
+    <w:p>
+      <w:pPr>
+        <w:spacing w:line="336" w:lineRule="auto" w:after="180"/>
+        <w:shd w:fill="F5F1FB"/>
+      </w:pPr>
+      <w:r>
+        <w:rPr>
+          <w:b w:val="0"/>
+        </w:rPr>
+        <w:t>Point to the given fact that matters most. Explain why it matters.</w:t>
+      </w:r>
+    </w:p>
+    <w:p>
+      <w:pPr>
+        <w:pStyle w:val="Heading3"/>
+      </w:pPr>
+      <w:r>
+        <w:t>My picture explanation, deciding evidence and one limit</w:t>
+      </w:r>
+    </w:p>
+    <w:p>
+      <w:r>
+        <w:t>________________________________________________________________</w:t>
+      </w:r>
+    </w:p>
+    <w:p>
+      <w:r>
+        <w:t>________________________________________________________________</w:t>
+      </w:r>
+    </w:p>
+    <w:p>
+      <w:r>
+        <w:t>________________________________________________________________</w:t>
+      </w:r>
+    </w:p>
+    <w:p>
+      <w:r>
+        <w:t>________________________________________________________________</w:t>
+      </w:r>
+    </w:p>
+    <w:p>
+      <w:pPr>
+        <w:pStyle w:val="Heading3"/>
+      </w:pPr>
+      <w:r>
+        <w:t>02. Follow the deciding steps</w:t>
+      </w:r>
+    </w:p>
+    <w:p>
+      <w:r>
+        <w:drawing>
+          <wp:inline xmlns:a="http://schemas.openxmlformats.org/drawingml/2006/main" xmlns:pic="http://schemas.openxmlformats.org/drawingml/2006/picture">
+            <wp:extent cx="5486400" cy="3182112"/>
+            <wp:docPr id="3" name="Picture 3" descr="Read approved card: The supplied year is 1912. → Split the request: Answering the year and selling a ticket are separate operations. → Apply the boundary: Return 1912 with card P; do not sell a ticket."/>
+            <wp:cNvGraphicFramePr>
+              <a:graphicFrameLocks noChangeAspect="1"/>
+            </wp:cNvGraphicFramePr>
+            <a:graphic>
+              <a:graphicData uri="http://schemas.openxmlformats.org/drawingml/2006/picture">
+                <pic:pic>
+                  <pic:nvPicPr>
+                    <pic:cNvPr id="0" name="academy-story-ai-6-1-02.png"/>
+                    <pic:cNvPicPr/>
+                  </pic:nvPicPr>
+                  <pic:blipFill>
+                    <a:blip r:embed="rId11"/>
+                    <a:stretch>
+                      <a:fillRect/>
+                    </a:stretch>
+                  </pic:blipFill>
+                  <pic:spPr>
+                    <a:xfrm>
+                      <a:off x="0" y="0"/>
+                      <a:ext cx="5486400" cy="3182112"/>
+                    </a:xfrm>
+                    <a:prstGeom prst="rect"/>
+                  </pic:spPr>
+                </pic:pic>
+              </a:graphicData>
+            </a:graphic>
+          </wp:inline>
+        </w:drawing>
+      </w:r>
+    </w:p>
+    <w:p>
+      <w:pPr>
+        <w:spacing w:line="336" w:lineRule="auto" w:after="180"/>
+      </w:pPr>
+      <w:r>
+        <w:rPr>
+          <w:b w:val="0"/>
+        </w:rPr>
+        <w:t>Read approved card: The supplied year is 1912. → Split the request: Answering the year and selling a ticket are separate operations. → Apply the boundary: Return 1912 with card P; do not sell a ticket.</w:t>
+      </w:r>
+    </w:p>
+    <w:p>
+      <w:pPr>
+        <w:spacing w:line="336" w:lineRule="auto" w:after="180"/>
+        <w:shd w:fill="F5F1FB"/>
+      </w:pPr>
+      <w:r>
+        <w:rPr>
+          <w:b w:val="0"/>
+        </w:rPr>
+        <w:t xml:space="preserve">Point to each numbered stage and explain which recorded </w:t>
+      </w:r>
+      <w:r>
+        <w:rPr>
+          <w:b/>
+        </w:rPr>
+        <w:t>input</w:t>
+      </w:r>
+      <w:r>
+        <w:rPr>
+          <w:b w:val="0"/>
+        </w:rPr>
+        <w:t xml:space="preserve"> it uses.</w:t>
+      </w:r>
+    </w:p>
+    <w:p>
+      <w:pPr>
+        <w:pStyle w:val="Heading3"/>
+      </w:pPr>
+      <w:r>
+        <w:t>My picture explanation, deciding evidence and one limit</w:t>
+      </w:r>
+    </w:p>
+    <w:p>
+      <w:r>
+        <w:t>________________________________________________________________</w:t>
+      </w:r>
+    </w:p>
+    <w:p>
+      <w:r>
+        <w:t>________________________________________________________________</w:t>
+      </w:r>
+    </w:p>
+    <w:p>
+      <w:r>
+        <w:t>________________________________________________________________</w:t>
+      </w:r>
+    </w:p>
+    <w:p>
+      <w:r>
+        <w:t>________________________________________________________________</w:t>
+      </w:r>
+    </w:p>
+    <w:p>
+      <w:pPr>
+        <w:pStyle w:val="Heading3"/>
+      </w:pPr>
+      <w:r>
+        <w:t>03. Requirements and service boundaries — evidence trace</w:t>
+      </w:r>
+    </w:p>
+    <w:p>
+      <w:r>
+        <w:drawing>
+          <wp:inline xmlns:a="http://schemas.openxmlformats.org/drawingml/2006/main" xmlns:pic="http://schemas.openxmlformats.org/drawingml/2006/picture">
+            <wp:extent cx="5486400" cy="2996184"/>
+            <wp:docPr id="4" name="Picture 4" descr="Requirements and service boundaries — evidence trace. A request asks for Tuesday meeting time and to move it to Wednesday. The public schedule lists Tuesday 16:00. | The fictional student timetable service reads a public schedule and returns a meeting time or review status. It cannot edit schedules or email users. Test success and refusal before adding model behaviour. | Report Tuesday 16:00 from the schedule; refuse the edit because it is outside the service boundary."/>
+            <wp:cNvGraphicFramePr>
+              <a:graphicFrameLocks noChangeAspect="1"/>
+            </wp:cNvGraphicFramePr>
+            <a:graphic>
+              <a:graphicData uri="http://schemas.openxmlformats.org/drawingml/2006/picture">
+                <pic:pic>
+                  <pic:nvPicPr>
+                    <pic:cNvPr id="0" name="academy-story-ai-6-1-03.png"/>
+                    <pic:cNvPicPr/>
+                  </pic:nvPicPr>
+                  <pic:blipFill>
+                    <a:blip r:embed="rId12"/>
+                    <a:stretch>
+                      <a:fillRect/>
+                    </a:stretch>
+                  </pic:blipFill>
+                  <pic:spPr>
+                    <a:xfrm>
+                      <a:off x="0" y="0"/>
+                      <a:ext cx="5486400" cy="2996184"/>
+                    </a:xfrm>
+                    <a:prstGeom prst="rect"/>
+                  </pic:spPr>
+                </pic:pic>
+              </a:graphicData>
+            </a:graphic>
+          </wp:inline>
+        </w:drawing>
+      </w:r>
+    </w:p>
+    <w:p>
+      <w:pPr>
+        <w:spacing w:line="336" w:lineRule="auto" w:after="180"/>
+      </w:pPr>
+      <w:r>
+        <w:rPr>
+          <w:b w:val="0"/>
+        </w:rPr>
+        <w:t xml:space="preserve">Requirements and service boundaries — </w:t>
+      </w:r>
+      <w:r>
+        <w:rPr>
+          <w:b/>
+        </w:rPr>
+        <w:t>evidence</w:t>
+      </w:r>
+      <w:r>
+        <w:rPr>
+          <w:b w:val="0"/>
+        </w:rPr>
+        <w:t xml:space="preserve"> trace. A request asks for Tuesday meeting time and to move it to Wednesday.</w:t>
+      </w:r>
+    </w:p>
+    <w:p>
+      <w:pPr>
+        <w:spacing w:line="336" w:lineRule="auto" w:after="180"/>
+      </w:pPr>
+      <w:r>
+        <w:rPr>
+          <w:b w:val="0"/>
+        </w:rPr>
+        <w:t>The public schedule lists Tuesday 16:00. | The fictional student timetable service reads a public schedule and returns a meeting time or review status. It cannot edit schedules or email users.</w:t>
+      </w:r>
+    </w:p>
+    <w:p>
+      <w:pPr>
+        <w:spacing w:line="336" w:lineRule="auto" w:after="180"/>
+      </w:pPr>
+      <w:r>
+        <w:rPr>
+          <w:b w:val="0"/>
+        </w:rPr>
+        <w:t xml:space="preserve">Test success and refusal before adding model behaviour. | Report Tuesday 16:00 from the schedule; refuse the edit because it is outside the </w:t>
+      </w:r>
+      <w:r>
+        <w:rPr>
+          <w:b/>
+        </w:rPr>
+        <w:t>service boundary</w:t>
+      </w:r>
+      <w:r>
+        <w:rPr>
+          <w:b w:val="0"/>
+        </w:rPr>
+        <w:t>.</w:t>
+      </w:r>
+    </w:p>
+    <w:p>
+      <w:pPr>
+        <w:spacing w:line="336" w:lineRule="auto" w:after="180"/>
+        <w:shd w:fill="F5F1FB"/>
+      </w:pPr>
+      <w:r>
+        <w:rPr>
+          <w:b w:val="0"/>
+        </w:rPr>
+        <w:t>Read the labels and values. Explain the relationship the model shows.</w:t>
+      </w:r>
+    </w:p>
+    <w:p>
+      <w:pPr>
+        <w:pStyle w:val="Heading3"/>
+      </w:pPr>
+      <w:r>
+        <w:t>My picture explanation, deciding evidence and one limit</w:t>
+      </w:r>
+    </w:p>
+    <w:p>
+      <w:r>
+        <w:t>________________________________________________________________</w:t>
+      </w:r>
+    </w:p>
+    <w:p>
+      <w:r>
+        <w:t>________________________________________________________________</w:t>
+      </w:r>
+    </w:p>
+    <w:p>
+      <w:r>
+        <w:t>________________________________________________________________</w:t>
+      </w:r>
+    </w:p>
+    <w:p>
+      <w:r>
+        <w:t>________________________________________________________________</w:t>
+      </w:r>
+    </w:p>
+    <w:p>
+      <w:pPr>
+        <w:pStyle w:val="Heading3"/>
+      </w:pPr>
+      <w:r>
+        <w:t>04. Change one thing. Trace what follows.</w:t>
+      </w:r>
+    </w:p>
+    <w:p>
+      <w:r>
+        <w:drawing>
+          <wp:inline xmlns:a="http://schemas.openxmlformats.org/drawingml/2006/main" xmlns:pic="http://schemas.openxmlformats.org/drawingml/2006/picture">
+            <wp:extent cx="5486400" cy="3026664"/>
+            <wp:docPr id="5" name="Picture 5" descr="Original case: Return 1912 with card P; do not sell a ticket. Changed condition: Replace P with Q, which has no approved card. Expected result: The year is unsupported, and the ticket sale is still excluded. Reason: Knowledge and permission are separate requirements."/>
+            <wp:cNvGraphicFramePr>
+              <a:graphicFrameLocks noChangeAspect="1"/>
+            </wp:cNvGraphicFramePr>
+            <a:graphic>
+              <a:graphicData uri="http://schemas.openxmlformats.org/drawingml/2006/picture">
+                <pic:pic>
+                  <pic:nvPicPr>
+                    <pic:cNvPr id="0" name="academy-story-ai-6-1-04.png"/>
+                    <pic:cNvPicPr/>
+                  </pic:nvPicPr>
+                  <pic:blipFill>
+                    <a:blip r:embed="rId13"/>
+                    <a:stretch>
+                      <a:fillRect/>
+                    </a:stretch>
+                  </pic:blipFill>
+                  <pic:spPr>
+                    <a:xfrm>
+                      <a:off x="0" y="0"/>
+                      <a:ext cx="5486400" cy="3026664"/>
+                    </a:xfrm>
+                    <a:prstGeom prst="rect"/>
+                  </pic:spPr>
+                </pic:pic>
+              </a:graphicData>
+            </a:graphic>
+          </wp:inline>
+        </w:drawing>
+      </w:r>
+    </w:p>
+    <w:p>
+      <w:pPr>
+        <w:spacing w:line="336" w:lineRule="auto" w:after="180"/>
+      </w:pPr>
+      <w:r>
+        <w:rPr>
+          <w:b w:val="0"/>
+        </w:rPr>
+        <w:t>Original case: Return 1912 with card P; do not sell a ticket. Changed condition: Replace P with Q, which has no approved card. Expected result: The year is unsupported, and the ticket sale is still excluded.</w:t>
+      </w:r>
+    </w:p>
+    <w:p>
+      <w:pPr>
+        <w:spacing w:line="336" w:lineRule="auto" w:after="180"/>
+      </w:pPr>
+      <w:r>
+        <w:rPr>
+          <w:b w:val="0"/>
+        </w:rPr>
+        <w:t>Reason: Knowledge and permission are separate requirements.</w:t>
+      </w:r>
+    </w:p>
+    <w:p>
+      <w:pPr>
+        <w:spacing w:line="336" w:lineRule="auto" w:after="180"/>
+        <w:shd w:fill="F5F1FB"/>
+      </w:pPr>
+      <w:r>
+        <w:rPr>
+          <w:b w:val="0"/>
+        </w:rPr>
+        <w:t>Predict before checking the worked changed-case result. Name what changed and what the supplied facts allow you to conclude.</w:t>
+      </w:r>
+    </w:p>
+    <w:p>
+      <w:pPr>
+        <w:pStyle w:val="Heading3"/>
+      </w:pPr>
+      <w:r>
+        <w:t>My picture explanation, deciding evidence and one limit</w:t>
+      </w:r>
+    </w:p>
+    <w:p>
+      <w:r>
+        <w:t>________________________________________________________________</w:t>
+      </w:r>
+    </w:p>
+    <w:p>
+      <w:r>
+        <w:t>________________________________________________________________</w:t>
+      </w:r>
+    </w:p>
+    <w:p>
+      <w:r>
+        <w:t>________________________________________________________________</w:t>
+      </w:r>
+    </w:p>
+    <w:p>
+      <w:r>
+        <w:t>________________________________________________________________</w:t>
+      </w:r>
+    </w:p>
+    <w:p>
+      <w:pPr>
+        <w:pStyle w:val="Heading3"/>
+      </w:pPr>
+      <w:r>
+        <w:t>05. Connect the explanation to its limit</w:t>
+      </w:r>
+    </w:p>
+    <w:p>
+      <w:r>
+        <w:drawing>
+          <wp:inline xmlns:a="http://schemas.openxmlformats.org/drawingml/2006/main" xmlns:pic="http://schemas.openxmlformats.org/drawingml/2006/picture">
+            <wp:extent cx="5486400" cy="2834640"/>
+            <wp:docPr id="6" name="Picture 6" descr="A service boundary states permitted work; useful information does not grant extra operations. Limit: An approved card can be outdated; this trace does not independently verify museum history."/>
+            <wp:cNvGraphicFramePr>
+              <a:graphicFrameLocks noChangeAspect="1"/>
+            </wp:cNvGraphicFramePr>
+            <a:graphic>
+              <a:graphicData uri="http://schemas.openxmlformats.org/drawingml/2006/picture">
+                <pic:pic>
+                  <pic:nvPicPr>
+                    <pic:cNvPr id="0" name="academy-story-ai-6-1-05.png"/>
+                    <pic:cNvPicPr/>
+                  </pic:nvPicPr>
+                  <pic:blipFill>
+                    <a:blip r:embed="rId14"/>
+                    <a:stretch>
+                      <a:fillRect/>
+                    </a:stretch>
+                  </pic:blipFill>
+                  <pic:spPr>
+                    <a:xfrm>
+                      <a:off x="0" y="0"/>
+                      <a:ext cx="5486400" cy="2834640"/>
+                    </a:xfrm>
+                    <a:prstGeom prst="rect"/>
+                  </pic:spPr>
+                </pic:pic>
+              </a:graphicData>
+            </a:graphic>
+          </wp:inline>
+        </w:drawing>
+      </w:r>
+    </w:p>
+    <w:p>
+      <w:pPr>
+        <w:spacing w:line="336" w:lineRule="auto" w:after="180"/>
+      </w:pPr>
+      <w:r>
+        <w:rPr>
+          <w:b w:val="0"/>
+        </w:rPr>
+        <w:t xml:space="preserve">A </w:t>
+      </w:r>
+      <w:r>
+        <w:rPr>
+          <w:b/>
+        </w:rPr>
+        <w:t>service boundary</w:t>
+      </w:r>
+      <w:r>
+        <w:rPr>
+          <w:b w:val="0"/>
+        </w:rPr>
+        <w:t xml:space="preserve"> states permitted work; useful information does not grant extra operations. Limit: An approved card can be outdated; this trace does not independently verify museum history.</w:t>
+      </w:r>
+    </w:p>
+    <w:p>
+      <w:pPr>
+        <w:spacing w:line="336" w:lineRule="auto" w:after="180"/>
+        <w:shd w:fill="F5F1FB"/>
+      </w:pPr>
+      <w:r>
+        <w:rPr>
+          <w:b w:val="0"/>
+        </w:rPr>
+        <w:t>Explain the case, then point to a limit on the claim.</w:t>
+      </w:r>
+    </w:p>
+    <w:p>
+      <w:pPr>
+        <w:pStyle w:val="Heading3"/>
+      </w:pPr>
+      <w:r>
+        <w:t>My picture explanation, deciding evidence and one limit</w:t>
+      </w:r>
+    </w:p>
+    <w:p>
+      <w:r>
+        <w:t>________________________________________________________________</w:t>
+      </w:r>
+    </w:p>
+    <w:p>
+      <w:r>
+        <w:t>________________________________________________________________</w:t>
+      </w:r>
+    </w:p>
+    <w:p>
+      <w:r>
+        <w:t>________________________________________________________________</w:t>
+      </w:r>
+    </w:p>
+    <w:p>
+      <w:r>
+        <w:t>________________________________________________________________</w:t>
+      </w:r>
+    </w:p>
+    <w:p>
+      <w:pPr>
+        <w:pStyle w:val="Heading3"/>
+      </w:pPr>
+      <w:r>
+        <w:t>06. Make the idea visible in your project</w:t>
+      </w:r>
+    </w:p>
+    <w:p>
+      <w:r>
+        <w:drawing>
+          <wp:inline xmlns:a="http://schemas.openxmlformats.org/drawingml/2006/main" xmlns:pic="http://schemas.openxmlformats.org/drawingml/2006/picture">
+            <wp:extent cx="5486400" cy="3529584"/>
+            <wp:docPr id="7" name="Picture 7" descr="For the Grounded Learning Service, retain an annotated trace and the changed-case result. Name the contract or evidence that makes the deciding step valid, so another team can review it. Draw your input, deciding step, result and limit. Supported question: Split the museum visitor’s request into two operations. Which can the service perform for P, and what happens to each operation when Q has no approved card?"/>
+            <wp:cNvGraphicFramePr>
+              <a:graphicFrameLocks noChangeAspect="1"/>
+            </wp:cNvGraphicFramePr>
+            <a:graphic>
+              <a:graphicData uri="http://schemas.openxmlformats.org/drawingml/2006/picture">
+                <pic:pic>
+                  <pic:nvPicPr>
+                    <pic:cNvPr id="0" name="academy-story-ai-6-1-06.png"/>
+                    <pic:cNvPicPr/>
+                  </pic:nvPicPr>
+                  <pic:blipFill>
+                    <a:blip r:embed="rId15"/>
+                    <a:stretch>
+                      <a:fillRect/>
+                    </a:stretch>
+                  </pic:blipFill>
+                  <pic:spPr>
+                    <a:xfrm>
+                      <a:off x="0" y="0"/>
+                      <a:ext cx="5486400" cy="3529584"/>
+                    </a:xfrm>
+                    <a:prstGeom prst="rect"/>
+                  </pic:spPr>
+                </pic:pic>
+              </a:graphicData>
+            </a:graphic>
+          </wp:inline>
+        </w:drawing>
+      </w:r>
+    </w:p>
+    <w:p>
+      <w:pPr>
+        <w:spacing w:line="336" w:lineRule="auto" w:after="180"/>
+      </w:pPr>
+      <w:r>
+        <w:rPr>
+          <w:b w:val="0"/>
+        </w:rPr>
+        <w:t xml:space="preserve">For the Grounded Learning Service, retain an annotated trace and the changed-case result. Name the contract or </w:t>
+      </w:r>
+      <w:r>
+        <w:rPr>
+          <w:b/>
+        </w:rPr>
+        <w:t>evidence</w:t>
+      </w:r>
+      <w:r>
+        <w:rPr>
+          <w:b w:val="0"/>
+        </w:rPr>
+        <w:t xml:space="preserve"> that makes the deciding step valid, so another team can review it.</w:t>
+      </w:r>
+    </w:p>
+    <w:p>
+      <w:pPr>
+        <w:spacing w:line="336" w:lineRule="auto" w:after="180"/>
+      </w:pPr>
+      <w:r>
+        <w:rPr>
+          <w:b w:val="0"/>
+        </w:rPr>
+        <w:t xml:space="preserve">Draw your </w:t>
+      </w:r>
+      <w:r>
+        <w:rPr>
+          <w:b/>
+        </w:rPr>
+        <w:t>input</w:t>
+      </w:r>
+      <w:r>
+        <w:rPr>
+          <w:b w:val="0"/>
+        </w:rPr>
+        <w:t>, deciding step, result and limit. Supported question: Split the museum visitor’s request into two operations. Which can the service perform for P, and what happens to each operation when Q has no approved card?</w:t>
+      </w:r>
+    </w:p>
+    <w:p>
+      <w:pPr>
+        <w:spacing w:line="336" w:lineRule="auto" w:after="180"/>
+        <w:shd w:fill="F5F1FB"/>
+      </w:pPr>
+      <w:r>
+        <w:rPr>
+          <w:b w:val="0"/>
+        </w:rPr>
+        <w:t xml:space="preserve">Draw your project trace and justify the deciding step using </w:t>
+      </w:r>
+      <w:r>
+        <w:rPr>
+          <w:b/>
+        </w:rPr>
+        <w:t>evidence</w:t>
+      </w:r>
+      <w:r>
+        <w:rPr>
+          <w:b w:val="0"/>
+        </w:rPr>
+        <w:t>.</w:t>
+      </w:r>
+    </w:p>
+    <w:p>
+      <w:pPr>
+        <w:pStyle w:val="Heading3"/>
+      </w:pPr>
+      <w:r>
+        <w:t>My picture explanation, deciding evidence and one limit</w:t>
       </w:r>
     </w:p>
     <w:p>

--- a/downloads/workbook/ai-6-week-01.docx
+++ b/downloads/workbook/ai-6-week-01.docx
@@ -84,6 +84,60 @@
     <w:p>
       <w:r>
         <w:t>________________________________________________________________</w:t>
+      </w:r>
+    </w:p>
+    <w:p>
+      <w:pPr>
+        <w:pStyle w:val="Heading3"/>
+      </w:pPr>
+      <w:r>
+        <w:t>Lesson reference for workbook practice</w:t>
+      </w:r>
+    </w:p>
+    <w:p>
+      <w:pPr>
+        <w:spacing w:line="336" w:lineRule="auto" w:after="180"/>
+        <w:shd w:fill="F1F6F8"/>
+      </w:pPr>
+      <w:r>
+        <w:rPr>
+          <w:b w:val="0"/>
+        </w:rPr>
+        <w:t>Use this reference for the original W1–W3 and W5 exercises. The separately named independent case supplies its own changed facts; use those facts for that attempt before feedback.</w:t>
+      </w:r>
+    </w:p>
+    <w:p>
+      <w:pPr>
+        <w:spacing w:line="336" w:lineRule="auto" w:after="180"/>
+      </w:pPr>
+      <w:r>
+        <w:rPr>
+          <w:b w:val="0"/>
+        </w:rPr>
+        <w:t xml:space="preserve">A </w:t>
+      </w:r>
+      <w:r>
+        <w:rPr>
+          <w:b/>
+        </w:rPr>
+        <w:t>service boundary</w:t>
+      </w:r>
+      <w:r>
+        <w:rPr>
+          <w:b w:val="0"/>
+        </w:rPr>
+        <w:t xml:space="preserve"> states who can request what, what data may be read and which actions are outside scope. Requirements must be observable.</w:t>
+      </w:r>
+    </w:p>
+    <w:p>
+      <w:pPr>
+        <w:spacing w:line="336" w:lineRule="auto" w:after="180"/>
+      </w:pPr>
+      <w:r>
+        <w:rPr>
+          <w:b w:val="0"/>
+        </w:rPr>
+        <w:t>The fictional student timetable service reads a public schedule and returns a meeting time or review status. It cannot edit schedules or email users. Test success and refusal before adding model behaviour.</w:t>
       </w:r>
     </w:p>
     <w:p>

--- a/downloads/workbook/ai-6-week-01.docx
+++ b/downloads/workbook/ai-6-week-01.docx
@@ -25,22 +25,45 @@
         <w:pStyle w:val="Heading1"/>
       </w:pPr>
       <w:r>
-        <w:t>01. Recall and choose your starting point</w:t>
-      </w:r>
-    </w:p>
-    <w:p>
-      <w:r>
-        <w:t>Record your starting explanation for Requirements and service boundaries before opening notes. Show any later correction separately.</w:t>
-      </w:r>
-    </w:p>
-    <w:p>
-      <w:pPr>
-        <w:spacing w:line="336" w:lineRule="auto" w:after="180"/>
-      </w:pPr>
-      <w:r>
-        <w:rPr>
-          <w:b w:val="0"/>
-        </w:rPr>
+        <w:t>One complete service-boundary record.</w:t>
+      </w:r>
+    </w:p>
+    <w:p>
+      <w:r>
+        <w:t>Keep the request, approved evidence, permitted operations, outcomes and unresolved work together.</w:t>
+      </w:r>
+    </w:p>
+    <w:p>
+      <w:r>
+        <w:t>Recall → W1–W3/W5 → independent inventory → project contract → delayed return.</w:t>
+      </w:r>
+    </w:p>
+    <w:p>
+      <w:pPr>
+        <w:pStyle w:val="Heading1"/>
+      </w:pPr>
+      <w:r>
+        <w:t>01. Recall · Retrieve before notes</w:t>
+      </w:r>
+    </w:p>
+    <w:p>
+      <w:r>
+        <w:t>Keep this task’s inputs,rule and response together.</w:t>
+      </w:r>
+    </w:p>
+    <w:p>
+      <w:pPr>
+        <w:pStyle w:val="Heading2"/>
+      </w:pPr>
+      <w:r>
+        <w:t>Complete task and evidence</w:t>
+      </w:r>
+    </w:p>
+    <w:p>
+      <w:pPr>
+        <w:pStyle w:val="ListBullet"/>
+      </w:pPr>
+      <w:r>
         <w:t>Try the recall before opening notes. Then use a different colour or a labelled second line to correct your explanation.</w:t>
       </w:r>
     </w:p>
@@ -54,12 +77,9 @@
     </w:p>
     <w:p>
       <w:pPr>
-        <w:spacing w:line="336" w:lineRule="auto" w:after="180"/>
-      </w:pPr>
-      <w:r>
-        <w:rPr>
-          <w:b w:val="0"/>
-        </w:rPr>
+        <w:pStyle w:val="ListBullet"/>
+      </w:pPr>
+      <w:r>
         <w:t>Without opening the old lesson, explain one key idea from Neural network experiment defense. Give an example and a mistake that the idea helps you avoid.</w:t>
       </w:r>
     </w:p>
@@ -96,47 +116,25 @@
     </w:p>
     <w:p>
       <w:pPr>
-        <w:spacing w:line="336" w:lineRule="auto" w:after="180"/>
-        <w:shd w:fill="F1F6F8"/>
-      </w:pPr>
-      <w:r>
-        <w:rPr>
-          <w:b w:val="0"/>
-        </w:rPr>
+        <w:pStyle w:val="ListBullet"/>
+      </w:pPr>
+      <w:r>
         <w:t>Use this reference for the original W1–W3 and W5 exercises. The separately named independent case supplies its own changed facts; use those facts for that attempt before feedback.</w:t>
       </w:r>
     </w:p>
     <w:p>
       <w:pPr>
-        <w:spacing w:line="336" w:lineRule="auto" w:after="180"/>
-      </w:pPr>
-      <w:r>
-        <w:rPr>
-          <w:b w:val="0"/>
-        </w:rPr>
-        <w:t xml:space="preserve">A </w:t>
-      </w:r>
-      <w:r>
-        <w:rPr>
-          <w:b/>
-        </w:rPr>
-        <w:t>service boundary</w:t>
-      </w:r>
-      <w:r>
-        <w:rPr>
-          <w:b w:val="0"/>
-        </w:rPr>
-        <w:t xml:space="preserve"> states who can request what, what data may be read and which actions are outside scope. Requirements must be observable.</w:t>
-      </w:r>
-    </w:p>
-    <w:p>
-      <w:pPr>
-        <w:spacing w:line="336" w:lineRule="auto" w:after="180"/>
-      </w:pPr>
-      <w:r>
-        <w:rPr>
-          <w:b w:val="0"/>
-        </w:rPr>
+        <w:pStyle w:val="ListBullet"/>
+      </w:pPr>
+      <w:r>
+        <w:t>A service boundary states who can request what, what data may be read and which actions are outside scope. Requirements must be observable.</w:t>
+      </w:r>
+    </w:p>
+    <w:p>
+      <w:pPr>
+        <w:pStyle w:val="ListBullet"/>
+      </w:pPr>
+      <w:r>
         <w:t>The fictional student timetable service reads a public schedule and returns a meeting time or review status. It cannot edit schedules or email users. Test success and refusal before adding model behaviour.</w:t>
       </w:r>
     </w:p>
@@ -145,123 +143,44 @@
         <w:pStyle w:val="Heading1"/>
       </w:pPr>
       <w:r>
-        <w:t>02. Practise with fading help</w:t>
-      </w:r>
-    </w:p>
-    <w:p>
-      <w:r>
-        <w:t>Complete the supported Requirements and service boundaries trace and record the first step you can explain without help.</w:t>
-      </w:r>
-    </w:p>
-    <w:p>
-      <w:pPr>
-        <w:spacing w:line="336" w:lineRule="auto" w:after="180"/>
-      </w:pPr>
-      <w:r>
-        <w:rPr>
-          <w:b w:val="0"/>
-        </w:rPr>
-        <w:t>Use W2: Trace the worked case for Requirements and service boundaries. Record the answer once; the lesson and workbook refer to the same attempt.</w:t>
-      </w:r>
-    </w:p>
-    <w:tbl>
-      <w:tblPr>
-        <w:tblStyle w:val="LightShading-Accent1"/>
-        <w:tblW w:type="auto" w:w="0"/>
-        <w:tblLook w:firstColumn="1" w:firstRow="1" w:lastColumn="0" w:lastRow="0" w:noHBand="0" w:noVBand="1" w:val="04A0"/>
-      </w:tblPr>
-      <w:tblGrid>
-        <w:gridCol w:w="2556"/>
-        <w:gridCol w:w="2556"/>
-        <w:gridCol w:w="2556"/>
-        <w:gridCol w:w="2556"/>
-      </w:tblGrid>
-      <w:tr>
-        <w:trPr>
-          <w:tblHeader/>
-        </w:trPr>
-        <w:tc>
-          <w:tcPr>
-            <w:tcW w:type="dxa" w:w="2556"/>
-          </w:tcPr>
-          <w:p>
-            <w:r>
-              <w:t>Given inputs</w:t>
-            </w:r>
-          </w:p>
-        </w:tc>
-        <w:tc>
-          <w:tcPr>
-            <w:tcW w:type="dxa" w:w="2556"/>
-          </w:tcPr>
-          <w:p>
-            <w:r>
-              <w:t>Procedure I chose</w:t>
-            </w:r>
-          </w:p>
-        </w:tc>
-        <w:tc>
-          <w:tcPr>
-            <w:tcW w:type="dxa" w:w="2556"/>
-          </w:tcPr>
-          <w:p>
-            <w:r>
-              <w:t>Middle steps</w:t>
-            </w:r>
-          </w:p>
-        </w:tc>
-        <w:tc>
-          <w:tcPr>
-            <w:tcW w:type="dxa" w:w="2556"/>
-          </w:tcPr>
-          <w:p>
-            <w:r>
-              <w:t>Result and check</w:t>
-            </w:r>
-          </w:p>
-        </w:tc>
-      </w:tr>
-      <w:tr>
-        <w:tc>
-          <w:tcPr>
-            <w:tcW w:type="dxa" w:w="2556"/>
-          </w:tcPr>
-          <w:p>
-            <w:r/>
-          </w:p>
-        </w:tc>
-        <w:tc>
-          <w:tcPr>
-            <w:tcW w:type="dxa" w:w="2556"/>
-          </w:tcPr>
-          <w:p>
-            <w:r/>
-          </w:p>
-        </w:tc>
-        <w:tc>
-          <w:tcPr>
-            <w:tcW w:type="dxa" w:w="2556"/>
-          </w:tcPr>
-          <w:p>
-            <w:r/>
-          </w:p>
-        </w:tc>
-        <w:tc>
-          <w:tcPr>
-            <w:tcW w:type="dxa" w:w="2556"/>
-          </w:tcPr>
-          <w:p>
-            <w:r/>
-          </w:p>
-        </w:tc>
-      </w:tr>
-    </w:tbl>
+        <w:t>05. W1 · Explain the current example</w:t>
+      </w:r>
+    </w:p>
+    <w:p>
+      <w:r>
+        <w:t>Keep this task’s inputs,rule and response together.</w:t>
+      </w:r>
+    </w:p>
+    <w:p>
+      <w:pPr>
+        <w:pStyle w:val="Heading2"/>
+      </w:pPr>
+      <w:r>
+        <w:t>Complete task and evidence</w:t>
+      </w:r>
+    </w:p>
+    <w:p>
+      <w:pPr>
+        <w:pStyle w:val="ListBullet"/>
+      </w:pPr>
+      <w:r>
+        <w:t>Timetable teaching service: approved public-schedule-classroom-v1 supplies Tuesday 16:00. A student asks to read Tuesday time and move the meeting to Wednesday. Read permitted and evidence present → answered with Tuesday16:00 and source. Move/edit excluded → out_of_scope, no change. Email and any other action are also excluded. An allowed read for Wednesday with no supplied entry → review, no guessed time. Review status is not a completed human decision. A malformed structured read missing day is invalid input. Separate museum picture: approved card P gives year 1912; read allowed, ticket sale excluded. Missing card Q makes the year unsupported/review; ticket sale remains excluded. Supplied source does not independently verify real history or current schedules. Local Python simulation takes structured operations and preserves the schedule; it has no live calls, authentication, natural-language parser, editor, email sender or actual reviewer. Test normal reads, mixed requests, absent entries and excluded actions with the same fixed contract.</w:t>
+      </w:r>
+    </w:p>
+    <w:p>
+      <w:pPr>
+        <w:pStyle w:val="ListBullet"/>
+      </w:pPr>
+      <w:r>
+        <w:t>Explain the weekly mechanism in your own words. Use the worked scenario to name its input, decision rule and output.</w:t>
+      </w:r>
+    </w:p>
     <w:p>
       <w:pPr>
         <w:pStyle w:val="Heading3"/>
       </w:pPr>
       <w:r>
-        <w:t>The step I completed without help, and the hint I needed</w:t>
+        <w:t>My reasoning and evidence</w:t>
       </w:r>
     </w:p>
     <w:p>
@@ -280,38 +199,55 @@
       </w:r>
     </w:p>
     <w:p>
+      <w:r>
+        <w:t>________________________________________________________________</w:t>
+      </w:r>
+    </w:p>
+    <w:p>
+      <w:r>
+        <w:t>________________________________________________________________</w:t>
+      </w:r>
+    </w:p>
+    <w:p>
+      <w:r>
+        <w:t>________________________________________________________________</w:t>
+      </w:r>
+    </w:p>
+    <w:p>
       <w:pPr>
         <w:pStyle w:val="Heading1"/>
       </w:pPr>
       <w:r>
-        <w:t>03. Individual reasoning check</w:t>
-      </w:r>
-    </w:p>
-    <w:p>
-      <w:r>
-        <w:t>Check the proposed Requirements and service boundaries explanation against the supplied facts before discussing it.</w:t>
-      </w:r>
-    </w:p>
-    <w:p>
-      <w:pPr>
-        <w:spacing w:line="336" w:lineRule="auto" w:after="180"/>
-      </w:pPr>
-      <w:r>
-        <w:rPr>
-          <w:b w:val="0"/>
-        </w:rPr>
-        <w:t>Use the worked case for Requirements and service boundaries. Proposed explanation: “The worked result establishes every future case”. Decide whether this explanation is supported.</w:t>
-      </w:r>
-    </w:p>
-    <w:p>
-      <w:pPr>
-        <w:spacing w:line="336" w:lineRule="auto" w:after="180"/>
-      </w:pPr>
-      <w:r>
-        <w:rPr>
-          <w:b w:val="0"/>
-        </w:rPr>
-        <w:t>Point to the step or supplied fact that decides; explain your repair if needed.</w:t>
+        <w:t>06. W2 · Trace the calculation</w:t>
+      </w:r>
+    </w:p>
+    <w:p>
+      <w:r>
+        <w:t>Keep this task’s inputs,rule and response together.</w:t>
+      </w:r>
+    </w:p>
+    <w:p>
+      <w:pPr>
+        <w:pStyle w:val="Heading2"/>
+      </w:pPr>
+      <w:r>
+        <w:t>Complete task and evidence</w:t>
+      </w:r>
+    </w:p>
+    <w:p>
+      <w:pPr>
+        <w:pStyle w:val="ListBullet"/>
+      </w:pPr>
+      <w:r>
+        <w:t>Timetable teaching service: approved public-schedule-classroom-v1 supplies Tuesday 16:00. A student asks to read Tuesday time and move the meeting to Wednesday. Read permitted and evidence present → answered with Tuesday16:00 and source. Move/edit excluded → out_of_scope, no change. Email and any other action are also excluded. An allowed read for Wednesday with no supplied entry → review, no guessed time. Review status is not a completed human decision. A malformed structured read missing day is invalid input. Separate museum picture: approved card P gives year 1912; read allowed, ticket sale excluded. Missing card Q makes the year unsupported/review; ticket sale remains excluded. Supplied source does not independently verify real history or current schedules. Local Python simulation takes structured operations and preserves the schedule; it has no live calls, authentication, natural-language parser, editor, email sender or actual reviewer. Test normal reads, mixed requests, absent entries and excluded actions with the same fixed contract.</w:t>
+      </w:r>
+    </w:p>
+    <w:p>
+      <w:pPr>
+        <w:pStyle w:val="ListBullet"/>
+      </w:pPr>
+      <w:r>
+        <w:t>A request asks for Tuesday meeting time and to move it to Wednesday. The public schedule lists Tuesday 16:00. Show the intermediate steps and give the conclusion with its scope.</w:t>
       </w:r>
     </w:p>
     <w:p>
@@ -319,7 +255,7 @@
         <w:pStyle w:val="Heading3"/>
       </w:pPr>
       <w:r>
-        <w:t>My explanation before partner discussion</w:t>
+        <w:t>My reasoning and evidence</w:t>
       </w:r>
     </w:p>
     <w:p>
@@ -343,16 +279,55 @@
       </w:r>
     </w:p>
     <w:p>
+      <w:r>
+        <w:t>________________________________________________________________</w:t>
+      </w:r>
+    </w:p>
+    <w:p>
+      <w:r>
+        <w:t>________________________________________________________________</w:t>
+      </w:r>
+    </w:p>
+    <w:p>
+      <w:r>
+        <w:t>________________________________________________________________</w:t>
+      </w:r>
+    </w:p>
+    <w:p>
       <w:pPr>
         <w:pStyle w:val="Heading1"/>
       </w:pPr>
       <w:r>
-        <w:t>04. Independent transfer case</w:t>
-      </w:r>
-    </w:p>
-    <w:p>
-      <w:r>
-        <w:t>Write one first attempt at the reserved independent case before feedback. Repeated copies of that case refer to the same recorded attempt.</w:t>
+        <w:t>07. W3 · Repair a misconception</w:t>
+      </w:r>
+    </w:p>
+    <w:p>
+      <w:r>
+        <w:t>Keep this task’s inputs,rule and response together.</w:t>
+      </w:r>
+    </w:p>
+    <w:p>
+      <w:pPr>
+        <w:pStyle w:val="Heading2"/>
+      </w:pPr>
+      <w:r>
+        <w:t>Complete task and evidence</w:t>
+      </w:r>
+    </w:p>
+    <w:p>
+      <w:pPr>
+        <w:pStyle w:val="ListBullet"/>
+      </w:pPr>
+      <w:r>
+        <w:t>Timetable teaching service: approved public-schedule-classroom-v1 supplies Tuesday 16:00. A student asks to read Tuesday time and move the meeting to Wednesday. Read permitted and evidence present → answered with Tuesday16:00 and source. Move/edit excluded → out_of_scope, no change. Email and any other action are also excluded. An allowed read for Wednesday with no supplied entry → review, no guessed time. Review status is not a completed human decision. A malformed structured read missing day is invalid input. Separate museum picture: approved card P gives year 1912; read allowed, ticket sale excluded. Missing card Q makes the year unsupported/review; ticket sale remains excluded. Supplied source does not independently verify real history or current schedules. Local Python simulation takes structured operations and preserves the schedule; it has no live calls, authentication, natural-language parser, editor, email sender or actual reviewer. Test normal reads, mixed requests, absent entries and excluded actions with the same fixed contract.</w:t>
+      </w:r>
+    </w:p>
+    <w:p>
+      <w:pPr>
+        <w:pStyle w:val="ListBullet"/>
+      </w:pPr>
+      <w:r>
+        <w:t>A report omits this qualification: A helpful answer does not grant an operation that the service contract excludes. Explain how omitting it could change a reader's interpretation, and write an accurate replacement.</w:t>
       </w:r>
     </w:p>
     <w:p>
@@ -360,17 +335,153 @@
         <w:pStyle w:val="Heading3"/>
       </w:pPr>
       <w:r>
+        <w:t>My reasoning and evidence</w:t>
+      </w:r>
+    </w:p>
+    <w:p>
+      <w:r>
+        <w:t>________________________________________________________________</w:t>
+      </w:r>
+    </w:p>
+    <w:p>
+      <w:r>
+        <w:t>________________________________________________________________</w:t>
+      </w:r>
+    </w:p>
+    <w:p>
+      <w:r>
+        <w:t>________________________________________________________________</w:t>
+      </w:r>
+    </w:p>
+    <w:p>
+      <w:r>
+        <w:t>________________________________________________________________</w:t>
+      </w:r>
+    </w:p>
+    <w:p>
+      <w:r>
+        <w:t>________________________________________________________________</w:t>
+      </w:r>
+    </w:p>
+    <w:p>
+      <w:r>
+        <w:t>________________________________________________________________</w:t>
+      </w:r>
+    </w:p>
+    <w:p>
+      <w:pPr>
+        <w:pStyle w:val="Heading1"/>
+      </w:pPr>
+      <w:r>
+        <w:t>09. W5 · Explain the limitation</w:t>
+      </w:r>
+    </w:p>
+    <w:p>
+      <w:r>
+        <w:t>Keep this task’s inputs,rule and response together.</w:t>
+      </w:r>
+    </w:p>
+    <w:p>
+      <w:pPr>
+        <w:pStyle w:val="Heading2"/>
+      </w:pPr>
+      <w:r>
+        <w:t>Complete task and evidence</w:t>
+      </w:r>
+    </w:p>
+    <w:p>
+      <w:pPr>
+        <w:pStyle w:val="ListBullet"/>
+      </w:pPr>
+      <w:r>
+        <w:t>Timetable teaching service: approved public-schedule-classroom-v1 supplies Tuesday 16:00. A student asks to read Tuesday time and move the meeting to Wednesday. Read permitted and evidence present → answered with Tuesday16:00 and source. Move/edit excluded → out_of_scope, no change. Email and any other action are also excluded. An allowed read for Wednesday with no supplied entry → review, no guessed time. Review status is not a completed human decision. A malformed structured read missing day is invalid input. Separate museum picture: approved card P gives year 1912; read allowed, ticket sale excluded. Missing card Q makes the year unsupported/review; ticket sale remains excluded. Supplied source does not independently verify real history or current schedules. Local Python simulation takes structured operations and preserves the schedule; it has no live calls, authentication, natural-language parser, editor, email sender or actual reviewer. Test normal reads, mixed requests, absent entries and excluded actions with the same fixed contract.</w:t>
+      </w:r>
+    </w:p>
+    <w:p>
+      <w:pPr>
+        <w:pStyle w:val="ListBullet"/>
+      </w:pPr>
+      <w:r>
+        <w:t>For the worked scenario, propose one additional case that could reveal a failure, describe its expected outcome before running it, and explain what would need to remain fixed for a fair comparison. Do not reuse W4 as a new final test after receiving feedback.</w:t>
+      </w:r>
+    </w:p>
+    <w:p>
+      <w:pPr>
+        <w:pStyle w:val="Heading3"/>
+      </w:pPr>
+      <w:r>
+        <w:t>My reasoning and evidence</w:t>
+      </w:r>
+    </w:p>
+    <w:p>
+      <w:r>
+        <w:t>________________________________________________________________</w:t>
+      </w:r>
+    </w:p>
+    <w:p>
+      <w:r>
+        <w:t>________________________________________________________________</w:t>
+      </w:r>
+    </w:p>
+    <w:p>
+      <w:r>
+        <w:t>________________________________________________________________</w:t>
+      </w:r>
+    </w:p>
+    <w:p>
+      <w:r>
+        <w:t>________________________________________________________________</w:t>
+      </w:r>
+    </w:p>
+    <w:p>
+      <w:r>
+        <w:t>________________________________________________________________</w:t>
+      </w:r>
+    </w:p>
+    <w:p>
+      <w:r>
+        <w:t>________________________________________________________________</w:t>
+      </w:r>
+    </w:p>
+    <w:p>
+      <w:r>
+        <w:t>________________________________________________________________</w:t>
+      </w:r>
+    </w:p>
+    <w:p>
+      <w:pPr>
+        <w:pStyle w:val="Heading1"/>
+      </w:pPr>
+      <w:r>
+        <w:t>04. Try alone · Selected transfer</w:t>
+      </w:r>
+    </w:p>
+    <w:p>
+      <w:r>
+        <w:t>Keep this task’s inputs,rule and response together.</w:t>
+      </w:r>
+    </w:p>
+    <w:p>
+      <w:pPr>
+        <w:pStyle w:val="Heading2"/>
+      </w:pPr>
+      <w:r>
+        <w:t>Complete task and evidence</w:t>
+      </w:r>
+    </w:p>
+    <w:p>
+      <w:pPr>
+        <w:pStyle w:val="Heading3"/>
+      </w:pPr>
+      <w:r>
         <w:t>Independent case: Apply a new case independently</w:t>
       </w:r>
     </w:p>
     <w:p>
       <w:pPr>
-        <w:spacing w:line="336" w:lineRule="auto" w:after="180"/>
-      </w:pPr>
-      <w:r>
-        <w:rPr>
-          <w:b w:val="0"/>
-        </w:rPr>
+        <w:pStyle w:val="ListBullet"/>
+      </w:pPr>
+      <w:r>
         <w:t>A read-only inventory service is asked to list item A and delete item B. Inventory says A is available. Trace permitted work.</w:t>
       </w:r>
     </w:p>
@@ -419,12 +530,9 @@
     </w:p>
     <w:p>
       <w:pPr>
-        <w:spacing w:line="336" w:lineRule="auto" w:after="180"/>
-      </w:pPr>
-      <w:r>
-        <w:rPr>
-          <w:b w:val="0"/>
-        </w:rPr>
+        <w:pStyle w:val="ListBullet"/>
+      </w:pPr>
+      <w:r>
         <w:t>Attempt this case before feedback. Record any help. Earlier examples below are further practice; a case already practised with feedback cannot establish fresh transfer.</w:t>
       </w:r>
     </w:p>
@@ -433,59 +541,28 @@
         <w:pStyle w:val="Heading1"/>
       </w:pPr>
       <w:r>
-        <w:t>05. W1 Explain the mechanism</w:t>
-      </w:r>
-    </w:p>
-    <w:p>
-      <w:r>
-        <w:t>Explain the mechanism. Apply the supplied Requirements and service boundaries facts and keep your reasoning.</w:t>
-      </w:r>
-    </w:p>
-    <w:p>
-      <w:pPr>
-        <w:spacing w:line="336" w:lineRule="auto" w:after="180"/>
-      </w:pPr>
-      <w:r>
-        <w:rPr>
-          <w:b w:val="0"/>
-        </w:rPr>
-        <w:t xml:space="preserve">Explain the weekly </w:t>
-      </w:r>
-      <w:r>
-        <w:rPr>
-          <w:b/>
-        </w:rPr>
-        <w:t>mechanism</w:t>
-      </w:r>
-      <w:r>
-        <w:rPr>
-          <w:b w:val="0"/>
-        </w:rPr>
-        <w:t xml:space="preserve"> in your own words. Use the worked scenario to name its </w:t>
-      </w:r>
-      <w:r>
-        <w:rPr>
-          <w:b/>
-        </w:rPr>
-        <w:t>input</w:t>
-      </w:r>
-      <w:r>
-        <w:rPr>
-          <w:b w:val="0"/>
-        </w:rPr>
-        <w:t xml:space="preserve">, decision rule and </w:t>
-      </w:r>
-      <w:r>
-        <w:rPr>
-          <w:b/>
-        </w:rPr>
-        <w:t>output</w:t>
-      </w:r>
-      <w:r>
-        <w:rPr>
-          <w:b w:val="0"/>
-        </w:rPr>
-        <w:t>.</w:t>
+        <w:t>10. Project · Keep the service evidence</w:t>
+      </w:r>
+    </w:p>
+    <w:p>
+      <w:r>
+        <w:t>Preserve the contract, inputs, observed outcomes and limits.</w:t>
+      </w:r>
+    </w:p>
+    <w:p>
+      <w:pPr>
+        <w:pStyle w:val="Heading2"/>
+      </w:pPr>
+      <w:r>
+        <w:t>Complete task and evidence</w:t>
+      </w:r>
+    </w:p>
+    <w:p>
+      <w:pPr>
+        <w:pStyle w:val="ListBullet"/>
+      </w:pPr>
+      <w:r>
+        <w:t>Add a labelled requirements and service boundaries evidence sheet to Grounded Learning Service. Show how you can explain the mechanism and terminology of requirements and service boundaries. Use the supplied fictional case and keep its inputs, intermediate steps, calculation or prediction, and limitation. Connect this record to last week’s record; a matching answer without a trace is insufficient.</w:t>
       </w:r>
     </w:p>
     <w:p>
@@ -493,7 +570,7 @@
         <w:pStyle w:val="Heading3"/>
       </w:pPr>
       <w:r>
-        <w:t>My reasoning and evidence</w:t>
+        <w:t>My project change, supporting evidence and remaining limit</w:t>
       </w:r>
     </w:p>
     <w:p>
@@ -531,412 +608,20 @@
         <w:pStyle w:val="Heading1"/>
       </w:pPr>
       <w:r>
-        <w:t>06. W2 Trace the worked case</w:t>
-      </w:r>
-    </w:p>
-    <w:p>
-      <w:r>
-        <w:t>Trace the worked case. Apply the supplied Requirements and service boundaries facts and keep your reasoning.</w:t>
-      </w:r>
-    </w:p>
-    <w:p>
-      <w:pPr>
-        <w:spacing w:line="336" w:lineRule="auto" w:after="180"/>
-      </w:pPr>
-      <w:r>
-        <w:rPr>
-          <w:b w:val="0"/>
-        </w:rPr>
-        <w:t>A request asks for Tuesday meeting time and to move it to Wednesday. The public schedule lists Tuesday 16:00. Show the intermediate steps and give the conclusion with its scope.</w:t>
-      </w:r>
-    </w:p>
-    <w:p>
-      <w:pPr>
-        <w:pStyle w:val="Heading3"/>
-      </w:pPr>
-      <w:r>
-        <w:t>My reasoning and evidence</w:t>
-      </w:r>
-    </w:p>
-    <w:p>
-      <w:r>
-        <w:t>________________________________________________________________</w:t>
-      </w:r>
-    </w:p>
-    <w:p>
-      <w:r>
-        <w:t>________________________________________________________________</w:t>
-      </w:r>
-    </w:p>
-    <w:p>
-      <w:r>
-        <w:t>________________________________________________________________</w:t>
-      </w:r>
-    </w:p>
-    <w:p>
-      <w:r>
-        <w:t>________________________________________________________________</w:t>
-      </w:r>
-    </w:p>
-    <w:p>
-      <w:r>
-        <w:t>________________________________________________________________</w:t>
-      </w:r>
-    </w:p>
-    <w:p>
-      <w:r>
-        <w:t>________________________________________________________________</w:t>
-      </w:r>
-    </w:p>
-    <w:p>
-      <w:r>
-        <w:t>________________________________________________________________</w:t>
-      </w:r>
-    </w:p>
-    <w:p>
-      <w:pPr>
-        <w:pStyle w:val="Heading1"/>
-      </w:pPr>
-      <w:r>
-        <w:t>07. W3 Audit the limit</w:t>
-      </w:r>
-    </w:p>
-    <w:p>
-      <w:r>
-        <w:t>Audit the limit. Apply the supplied Requirements and service boundaries facts and keep your reasoning.</w:t>
-      </w:r>
-    </w:p>
-    <w:p>
-      <w:pPr>
-        <w:spacing w:line="336" w:lineRule="auto" w:after="180"/>
-      </w:pPr>
-      <w:r>
-        <w:rPr>
-          <w:b w:val="0"/>
-        </w:rPr>
-        <w:t>A report omits this qualification: A helpful answer does not grant an operation that the service contract excludes. Explain how omitting it could change a reader's interpretation, and write an accurate replacement.</w:t>
-      </w:r>
-    </w:p>
-    <w:p>
-      <w:pPr>
-        <w:pStyle w:val="Heading3"/>
-      </w:pPr>
-      <w:r>
-        <w:t>My reasoning and evidence</w:t>
-      </w:r>
-    </w:p>
-    <w:p>
-      <w:r>
-        <w:t>________________________________________________________________</w:t>
-      </w:r>
-    </w:p>
-    <w:p>
-      <w:r>
-        <w:t>________________________________________________________________</w:t>
-      </w:r>
-    </w:p>
-    <w:p>
-      <w:r>
-        <w:t>________________________________________________________________</w:t>
-      </w:r>
-    </w:p>
-    <w:p>
-      <w:r>
-        <w:t>________________________________________________________________</w:t>
-      </w:r>
-    </w:p>
-    <w:p>
-      <w:r>
-        <w:t>________________________________________________________________</w:t>
-      </w:r>
-    </w:p>
-    <w:p>
-      <w:r>
-        <w:t>________________________________________________________________</w:t>
-      </w:r>
-    </w:p>
-    <w:p>
-      <w:pPr>
-        <w:pStyle w:val="Heading1"/>
-      </w:pPr>
-      <w:r>
-        <w:t>08. W4 Apply a new case independently</w:t>
-      </w:r>
-    </w:p>
-    <w:p>
-      <w:r>
-        <w:t>Attempt before feedback. If this repeats the selected independent case, reuse that first attempt; otherwise keep a separate record. Apply a new case independently. Apply the supplied Requirements and service boundaries facts and keep your reasoning.</w:t>
-      </w:r>
-    </w:p>
-    <w:p>
-      <w:pPr>
-        <w:spacing w:line="336" w:lineRule="auto" w:after="180"/>
-      </w:pPr>
-      <w:r>
-        <w:rPr>
-          <w:b w:val="0"/>
-        </w:rPr>
-        <w:t>A read-only inventory service is asked to list item A and delete item B. Inventory says A is available. Trace permitted work.</w:t>
-      </w:r>
-    </w:p>
-    <w:p>
-      <w:pPr>
-        <w:pStyle w:val="Heading3"/>
-      </w:pPr>
-      <w:r>
-        <w:t>My reasoning and evidence</w:t>
-      </w:r>
-    </w:p>
-    <w:p>
-      <w:r>
-        <w:t>________________________________________________________________</w:t>
-      </w:r>
-    </w:p>
-    <w:p>
-      <w:r>
-        <w:t>________________________________________________________________</w:t>
-      </w:r>
-    </w:p>
-    <w:p>
-      <w:r>
-        <w:t>________________________________________________________________</w:t>
-      </w:r>
-    </w:p>
-    <w:p>
-      <w:r>
-        <w:t>________________________________________________________________</w:t>
-      </w:r>
-    </w:p>
-    <w:p>
-      <w:r>
-        <w:t>________________________________________________________________</w:t>
-      </w:r>
-    </w:p>
-    <w:p>
-      <w:r>
-        <w:t>________________________________________________________________</w:t>
-      </w:r>
-    </w:p>
-    <w:p>
-      <w:r>
-        <w:t>________________________________________________________________</w:t>
-      </w:r>
-    </w:p>
-    <w:p>
-      <w:r>
-        <w:t>________________________________________________________________</w:t>
-      </w:r>
-    </w:p>
-    <w:p>
-      <w:pPr>
-        <w:pStyle w:val="Heading1"/>
-      </w:pPr>
-      <w:r>
-        <w:t>09. W5 Design a revealing follow-up</w:t>
-      </w:r>
-    </w:p>
-    <w:p>
-      <w:r>
-        <w:t>Design a revealing follow-up. Apply the supplied Requirements and service boundaries facts and keep your reasoning.</w:t>
-      </w:r>
-    </w:p>
-    <w:p>
-      <w:pPr>
-        <w:spacing w:line="336" w:lineRule="auto" w:after="180"/>
-      </w:pPr>
-      <w:r>
-        <w:rPr>
-          <w:b w:val="0"/>
-        </w:rPr>
-        <w:t>For the worked scenario, propose one additional case that could reveal a failure, describe its expected outcome before running it, and explain what would need to remain fixed for a fair comparison.</w:t>
-      </w:r>
-    </w:p>
-    <w:p>
-      <w:pPr>
-        <w:spacing w:line="336" w:lineRule="auto" w:after="180"/>
-      </w:pPr>
-      <w:r>
-        <w:rPr>
-          <w:b w:val="0"/>
-        </w:rPr>
-        <w:t>Do not reuse W4 as a new final test after receiving feedback.</w:t>
-      </w:r>
-    </w:p>
-    <w:p>
-      <w:pPr>
-        <w:pStyle w:val="Heading3"/>
-      </w:pPr>
-      <w:r>
-        <w:t>My reasoning and evidence</w:t>
-      </w:r>
-    </w:p>
-    <w:p>
-      <w:r>
-        <w:t>________________________________________________________________</w:t>
-      </w:r>
-    </w:p>
-    <w:p>
-      <w:r>
-        <w:t>________________________________________________________________</w:t>
-      </w:r>
-    </w:p>
-    <w:p>
-      <w:r>
-        <w:t>________________________________________________________________</w:t>
-      </w:r>
-    </w:p>
-    <w:p>
-      <w:r>
-        <w:t>________________________________________________________________</w:t>
-      </w:r>
-    </w:p>
-    <w:p>
-      <w:r>
-        <w:t>________________________________________________________________</w:t>
-      </w:r>
-    </w:p>
-    <w:p>
-      <w:r>
-        <w:t>________________________________________________________________</w:t>
-      </w:r>
-    </w:p>
-    <w:p>
-      <w:r>
-        <w:t>________________________________________________________________</w:t>
-      </w:r>
-    </w:p>
-    <w:p>
-      <w:pPr>
-        <w:pStyle w:val="Heading1"/>
-      </w:pPr>
-      <w:r>
-        <w:t>10. Project checkpoint and reflection</w:t>
-      </w:r>
-    </w:p>
-    <w:p>
-      <w:r>
-        <w:t>Connect Requirements and service boundaries to Grounded Learning Service, identify a limit and choose the next useful test.</w:t>
-      </w:r>
-    </w:p>
-    <w:p>
-      <w:pPr>
-        <w:spacing w:line="336" w:lineRule="auto" w:after="180"/>
-      </w:pPr>
-      <w:r>
-        <w:rPr>
-          <w:b w:val="0"/>
-        </w:rPr>
-        <w:t xml:space="preserve">Add a labelled requirements and service boundaries </w:t>
-      </w:r>
-      <w:r>
-        <w:rPr>
-          <w:b/>
-        </w:rPr>
-        <w:t>evidence</w:t>
-      </w:r>
-      <w:r>
-        <w:rPr>
-          <w:b w:val="0"/>
-        </w:rPr>
-        <w:t xml:space="preserve"> sheet to Grounded Learning Service. Show how you can explain the </w:t>
-      </w:r>
-      <w:r>
-        <w:rPr>
-          <w:b/>
-        </w:rPr>
-        <w:t>mechanism</w:t>
-      </w:r>
-      <w:r>
-        <w:rPr>
-          <w:b w:val="0"/>
-        </w:rPr>
-        <w:t xml:space="preserve"> and terminology of requirements and service boundaries.</w:t>
-      </w:r>
-    </w:p>
-    <w:p>
-      <w:pPr>
-        <w:spacing w:line="336" w:lineRule="auto" w:after="180"/>
-      </w:pPr>
-      <w:r>
-        <w:rPr>
-          <w:b w:val="0"/>
-        </w:rPr>
-        <w:t xml:space="preserve">Use the supplied fictional case and keep its </w:t>
-      </w:r>
-      <w:r>
-        <w:rPr>
-          <w:b/>
-        </w:rPr>
-        <w:t>input</w:t>
-      </w:r>
-      <w:r>
-        <w:rPr>
-          <w:b w:val="0"/>
-        </w:rPr>
-        <w:t xml:space="preserve">s, intermediate steps, calculation or </w:t>
-      </w:r>
-      <w:r>
-        <w:rPr>
-          <w:b/>
-        </w:rPr>
-        <w:t>prediction</w:t>
-      </w:r>
-      <w:r>
-        <w:rPr>
-          <w:b w:val="0"/>
-        </w:rPr>
-        <w:t>, and limitation. Connect this record to last week’s record; a matching answer without a trace is insufficient.</w:t>
-      </w:r>
-    </w:p>
-    <w:p>
-      <w:pPr>
-        <w:pStyle w:val="Heading3"/>
-      </w:pPr>
-      <w:r>
-        <w:t>My project change, supporting evidence and remaining limit</w:t>
-      </w:r>
-    </w:p>
-    <w:p>
-      <w:r>
-        <w:t>________________________________________________________________</w:t>
-      </w:r>
-    </w:p>
-    <w:p>
-      <w:r>
-        <w:t>________________________________________________________________</w:t>
-      </w:r>
-    </w:p>
-    <w:p>
-      <w:r>
-        <w:t>________________________________________________________________</w:t>
-      </w:r>
-    </w:p>
-    <w:p>
-      <w:r>
-        <w:t>________________________________________________________________</w:t>
-      </w:r>
-    </w:p>
-    <w:p>
-      <w:r>
-        <w:t>________________________________________________________________</w:t>
-      </w:r>
-    </w:p>
-    <w:p>
-      <w:r>
-        <w:t>________________________________________________________________</w:t>
-      </w:r>
-    </w:p>
-    <w:p>
-      <w:pPr>
-        <w:pStyle w:val="Heading1"/>
-      </w:pPr>
-      <w:r>
-        <w:t>11. Feedback, return check and learning record</w:t>
-      </w:r>
-    </w:p>
-    <w:p>
-      <w:r>
-        <w:t>Record the first repaired step and a different case to revisit after a delay.</w:t>
+        <w:t>11. Feedback · Repair and return</w:t>
+      </w:r>
+    </w:p>
+    <w:p>
+      <w:r>
+        <w:t>Keep this task’s inputs,rule and response together.</w:t>
+      </w:r>
+    </w:p>
+    <w:p>
+      <w:pPr>
+        <w:pStyle w:val="Heading2"/>
+      </w:pPr>
+      <w:r>
+        <w:t>Complete task and evidence</w:t>
       </w:r>
     </w:p>
     <w:tbl>
@@ -1077,12 +762,9 @@
     </w:tbl>
     <w:p>
       <w:pPr>
-        <w:spacing w:line="336" w:lineRule="auto" w:after="180"/>
-      </w:pPr>
-      <w:r>
-        <w:rPr>
-          <w:b w:val="0"/>
-        </w:rPr>
+        <w:pStyle w:val="ListBullet"/>
+      </w:pPr>
+      <w:r>
         <w:t>Revisit this idea with your teacher after a delay. Familiarity is different from explaining and using it on a changed case.</w:t>
       </w:r>
     </w:p>
@@ -1091,33 +773,321 @@
         <w:pStyle w:val="Heading1"/>
       </w:pPr>
       <w:r>
-        <w:t>12. Pictorial case practice: Requirements and service boundaries</w:t>
-      </w:r>
-    </w:p>
-    <w:p>
-      <w:r>
-        <w:t>Museum fact desk. A visitor asks the opening year of exhibit P and asks the bot to sell a ticket. Explain the labelled step before checking the changed condition.</w:t>
-      </w:r>
-    </w:p>
-    <w:p>
-      <w:pPr>
-        <w:spacing w:line="336" w:lineRule="auto" w:after="180"/>
-      </w:pPr>
-      <w:r>
-        <w:rPr>
-          <w:b w:val="0"/>
-        </w:rPr>
+        <w:t>Reference bank and extra practice</w:t>
+      </w:r>
+    </w:p>
+    <w:p>
+      <w:pPr>
+        <w:pStyle w:val="Heading1"/>
+      </w:pPr>
+      <w:r>
+        <w:t>02. Reference · Supported W2 record</w:t>
+      </w:r>
+    </w:p>
+    <w:p>
+      <w:r>
+        <w:t>Keep this task’s inputs,rule and response together.</w:t>
+      </w:r>
+    </w:p>
+    <w:p>
+      <w:pPr>
+        <w:pStyle w:val="Heading2"/>
+      </w:pPr>
+      <w:r>
+        <w:t>Complete task and evidence</w:t>
+      </w:r>
+    </w:p>
+    <w:p>
+      <w:pPr>
+        <w:pStyle w:val="ListBullet"/>
+      </w:pPr>
+      <w:r>
+        <w:t>Use W2: Trace the worked case for Requirements and service boundaries. Record the answer once; the lesson and workbook refer to the same attempt.</w:t>
+      </w:r>
+    </w:p>
+    <w:tbl>
+      <w:tblPr>
+        <w:tblStyle w:val="LightShading-Accent1"/>
+        <w:tblW w:type="auto" w:w="0"/>
+        <w:tblLook w:firstColumn="1" w:firstRow="1" w:lastColumn="0" w:lastRow="0" w:noHBand="0" w:noVBand="1" w:val="04A0"/>
+      </w:tblPr>
+      <w:tblGrid>
+        <w:gridCol w:w="2556"/>
+        <w:gridCol w:w="2556"/>
+        <w:gridCol w:w="2556"/>
+        <w:gridCol w:w="2556"/>
+      </w:tblGrid>
+      <w:tr>
+        <w:trPr>
+          <w:tblHeader/>
+        </w:trPr>
+        <w:tc>
+          <w:tcPr>
+            <w:tcW w:type="dxa" w:w="2556"/>
+          </w:tcPr>
+          <w:p>
+            <w:r>
+              <w:t>Given inputs</w:t>
+            </w:r>
+          </w:p>
+        </w:tc>
+        <w:tc>
+          <w:tcPr>
+            <w:tcW w:type="dxa" w:w="2556"/>
+          </w:tcPr>
+          <w:p>
+            <w:r>
+              <w:t>Procedure I chose</w:t>
+            </w:r>
+          </w:p>
+        </w:tc>
+        <w:tc>
+          <w:tcPr>
+            <w:tcW w:type="dxa" w:w="2556"/>
+          </w:tcPr>
+          <w:p>
+            <w:r>
+              <w:t>Middle steps</w:t>
+            </w:r>
+          </w:p>
+        </w:tc>
+        <w:tc>
+          <w:tcPr>
+            <w:tcW w:type="dxa" w:w="2556"/>
+          </w:tcPr>
+          <w:p>
+            <w:r>
+              <w:t>Result and check</w:t>
+            </w:r>
+          </w:p>
+        </w:tc>
+      </w:tr>
+      <w:tr>
+        <w:tc>
+          <w:tcPr>
+            <w:tcW w:type="dxa" w:w="2556"/>
+          </w:tcPr>
+          <w:p>
+            <w:r/>
+          </w:p>
+        </w:tc>
+        <w:tc>
+          <w:tcPr>
+            <w:tcW w:type="dxa" w:w="2556"/>
+          </w:tcPr>
+          <w:p>
+            <w:r/>
+          </w:p>
+        </w:tc>
+        <w:tc>
+          <w:tcPr>
+            <w:tcW w:type="dxa" w:w="2556"/>
+          </w:tcPr>
+          <w:p>
+            <w:r/>
+          </w:p>
+        </w:tc>
+        <w:tc>
+          <w:tcPr>
+            <w:tcW w:type="dxa" w:w="2556"/>
+          </w:tcPr>
+          <w:p>
+            <w:r/>
+          </w:p>
+        </w:tc>
+      </w:tr>
+    </w:tbl>
+    <w:p>
+      <w:pPr>
+        <w:pStyle w:val="Heading3"/>
+      </w:pPr>
+      <w:r>
+        <w:t>The step I completed without help, and the hint I needed</w:t>
+      </w:r>
+    </w:p>
+    <w:p>
+      <w:r>
+        <w:t>________________________________________________________________</w:t>
+      </w:r>
+    </w:p>
+    <w:p>
+      <w:r>
+        <w:t>________________________________________________________________</w:t>
+      </w:r>
+    </w:p>
+    <w:p>
+      <w:r>
+        <w:t>________________________________________________________________</w:t>
+      </w:r>
+    </w:p>
+    <w:p>
+      <w:pPr>
+        <w:pStyle w:val="Heading1"/>
+      </w:pPr>
+      <w:r>
+        <w:t>03. Extra practice · Individual reasoning check</w:t>
+      </w:r>
+    </w:p>
+    <w:p>
+      <w:r>
+        <w:t>Keep this task’s inputs,rule and response together.</w:t>
+      </w:r>
+    </w:p>
+    <w:p>
+      <w:pPr>
+        <w:pStyle w:val="Heading2"/>
+      </w:pPr>
+      <w:r>
+        <w:t>Complete task and evidence</w:t>
+      </w:r>
+    </w:p>
+    <w:p>
+      <w:pPr>
+        <w:pStyle w:val="ListBullet"/>
+      </w:pPr>
+      <w:r>
+        <w:t>Use the worked case for Requirements and service boundaries. Proposed explanation: “The worked result establishes every future case”. Decide whether this explanation is supported. Point to the step or supplied fact that decides; explain your repair if needed.</w:t>
+      </w:r>
+    </w:p>
+    <w:p>
+      <w:pPr>
+        <w:pStyle w:val="Heading3"/>
+      </w:pPr>
+      <w:r>
+        <w:t>My explanation before partner discussion</w:t>
+      </w:r>
+    </w:p>
+    <w:p>
+      <w:r>
+        <w:t>________________________________________________________________</w:t>
+      </w:r>
+    </w:p>
+    <w:p>
+      <w:r>
+        <w:t>________________________________________________________________</w:t>
+      </w:r>
+    </w:p>
+    <w:p>
+      <w:r>
+        <w:t>________________________________________________________________</w:t>
+      </w:r>
+    </w:p>
+    <w:p>
+      <w:r>
+        <w:t>________________________________________________________________</w:t>
+      </w:r>
+    </w:p>
+    <w:p>
+      <w:pPr>
+        <w:pStyle w:val="Heading1"/>
+      </w:pPr>
+      <w:r>
+        <w:t>08. Reference · Earlier W4 response copy</w:t>
+      </w:r>
+    </w:p>
+    <w:p>
+      <w:r>
+        <w:t>Keep this task’s inputs,rule and response together.</w:t>
+      </w:r>
+    </w:p>
+    <w:p>
+      <w:pPr>
+        <w:pStyle w:val="Heading2"/>
+      </w:pPr>
+      <w:r>
+        <w:t>Complete task and evidence</w:t>
+      </w:r>
+    </w:p>
+    <w:p>
+      <w:pPr>
+        <w:pStyle w:val="ListBullet"/>
+      </w:pPr>
+      <w:r>
+        <w:t>A read-only inventory service is asked to list item A and delete item B. Inventory says A is available. Trace permitted work.</w:t>
+      </w:r>
+    </w:p>
+    <w:p>
+      <w:pPr>
+        <w:pStyle w:val="Heading3"/>
+      </w:pPr>
+      <w:r>
+        <w:t>My reasoning and evidence</w:t>
+      </w:r>
+    </w:p>
+    <w:p>
+      <w:r>
+        <w:t>________________________________________________________________</w:t>
+      </w:r>
+    </w:p>
+    <w:p>
+      <w:r>
+        <w:t>________________________________________________________________</w:t>
+      </w:r>
+    </w:p>
+    <w:p>
+      <w:r>
+        <w:t>________________________________________________________________</w:t>
+      </w:r>
+    </w:p>
+    <w:p>
+      <w:r>
+        <w:t>________________________________________________________________</w:t>
+      </w:r>
+    </w:p>
+    <w:p>
+      <w:r>
+        <w:t>________________________________________________________________</w:t>
+      </w:r>
+    </w:p>
+    <w:p>
+      <w:r>
+        <w:t>________________________________________________________________</w:t>
+      </w:r>
+    </w:p>
+    <w:p>
+      <w:r>
+        <w:t>________________________________________________________________</w:t>
+      </w:r>
+    </w:p>
+    <w:p>
+      <w:r>
+        <w:t>________________________________________________________________</w:t>
+      </w:r>
+    </w:p>
+    <w:p>
+      <w:pPr>
+        <w:pStyle w:val="Heading1"/>
+      </w:pPr>
+      <w:r>
+        <w:t>12. Extra practice · Pictured case</w:t>
+      </w:r>
+    </w:p>
+    <w:p>
+      <w:r>
+        <w:t>Keep this task’s inputs,rule and response together.</w:t>
+      </w:r>
+    </w:p>
+    <w:p>
+      <w:pPr>
+        <w:pStyle w:val="Heading2"/>
+      </w:pPr>
+      <w:r>
+        <w:t>Complete task and evidence</w:t>
+      </w:r>
+    </w:p>
+    <w:p>
+      <w:pPr>
+        <w:pStyle w:val="ListBullet"/>
+      </w:pPr>
+      <w:r>
         <w:t>Museum fact desk. A visitor asks the opening year of exhibit P and asks the bot to sell a ticket.</w:t>
       </w:r>
     </w:p>
     <w:p>
       <w:pPr>
-        <w:spacing w:line="336" w:lineRule="auto" w:after="180"/>
-      </w:pPr>
-      <w:r>
-        <w:rPr>
-          <w:b w:val="0"/>
-        </w:rPr>
+        <w:pStyle w:val="ListBullet"/>
+      </w:pPr>
+      <w:r>
         <w:t>Approved card P says 1912. The contract permits reading cards, not selling tickets.</w:t>
       </w:r>
     </w:p>
@@ -1159,13 +1129,9 @@
     </w:p>
     <w:p>
       <w:pPr>
-        <w:spacing w:line="336" w:lineRule="auto" w:after="180"/>
-        <w:shd w:fill="F5F1FB"/>
-      </w:pPr>
-      <w:r>
-        <w:rPr>
-          <w:b w:val="0"/>
-        </w:rPr>
+        <w:pStyle w:val="ListBullet"/>
+      </w:pPr>
+      <w:r>
         <w:t>Split the museum visitor’s request into two operations. Which can the service perform for P, and what happens to each operation when Q has no approved card?</w:t>
       </w:r>
     </w:p>
@@ -1209,57 +1175,18 @@
     </w:p>
     <w:p>
       <w:pPr>
-        <w:pStyle w:val="Heading3"/>
-      </w:pPr>
-      <w:r>
-        <w:t>Record the help used</w:t>
-      </w:r>
-    </w:p>
-    <w:p>
-      <w:pPr>
-        <w:spacing w:line="336" w:lineRule="auto" w:after="180"/>
-        <w:shd w:fill="F1F6F8"/>
-      </w:pPr>
-      <w:r>
-        <w:rPr>
-          <w:b w:val="0"/>
-        </w:rPr>
-        <w:t xml:space="preserve">Support used: alone / hint / worked example. This record is practice </w:t>
-      </w:r>
-      <w:r>
-        <w:rPr>
-          <w:b/>
-        </w:rPr>
-        <w:t>evidence</w:t>
-      </w:r>
-      <w:r>
-        <w:rPr>
-          <w:b w:val="0"/>
-        </w:rPr>
-        <w:t>.</w:t>
-      </w:r>
-    </w:p>
-    <w:p>
-      <w:pPr>
-        <w:spacing w:line="336" w:lineRule="auto" w:after="180"/>
-      </w:pPr>
-      <w:r>
-        <w:rPr>
-          <w:b w:val="0"/>
-        </w:rPr>
-        <w:t xml:space="preserve">Project connection: For the Grounded Learning Service, retain an annotated trace and the changed-case result. Name the contract or </w:t>
-      </w:r>
-      <w:r>
-        <w:rPr>
-          <w:b/>
-        </w:rPr>
-        <w:t>evidence</w:t>
-      </w:r>
-      <w:r>
-        <w:rPr>
-          <w:b w:val="0"/>
-        </w:rPr>
-        <w:t xml:space="preserve"> that makes the deciding step valid, so another team can review it.</w:t>
+        <w:pStyle w:val="ListBullet"/>
+      </w:pPr>
+      <w:r>
+        <w:t>Support used: alone / hint / worked example. This record is practice evidence.</w:t>
+      </w:r>
+    </w:p>
+    <w:p>
+      <w:pPr>
+        <w:pStyle w:val="ListBullet"/>
+      </w:pPr>
+      <w:r>
+        <w:t>Project connection: For the Grounded Learning Service, retain an annotated trace and the changed-case result. Name the contract or evidence that makes the deciding step valid, so another team can review it.</w:t>
       </w:r>
     </w:p>
     <w:p>
@@ -1267,69 +1194,44 @@
         <w:pStyle w:val="Heading1"/>
       </w:pPr>
       <w:r>
-        <w:t>13. Project portfolio milestone</w:t>
-      </w:r>
-    </w:p>
-    <w:p>
-      <w:r>
-        <w:t>Keep this week’s input, deciding step, result and limit together in the Grounded Learning Service record.</w:t>
-      </w:r>
-    </w:p>
-    <w:p>
-      <w:pPr>
-        <w:spacing w:line="336" w:lineRule="auto" w:after="180"/>
-      </w:pPr>
-      <w:r>
-        <w:rPr>
-          <w:b w:val="0"/>
-        </w:rPr>
+        <w:t>13. Reference · Project milestone</w:t>
+      </w:r>
+    </w:p>
+    <w:p>
+      <w:r>
+        <w:t>Keep this task’s inputs,rule and response together.</w:t>
+      </w:r>
+    </w:p>
+    <w:p>
+      <w:pPr>
+        <w:pStyle w:val="Heading2"/>
+      </w:pPr>
+      <w:r>
+        <w:t>Complete task and evidence</w:t>
+      </w:r>
+    </w:p>
+    <w:p>
+      <w:pPr>
+        <w:pStyle w:val="ListBullet"/>
+      </w:pPr>
+      <w:r>
         <w:t>Project: Grounded Learning Service</w:t>
       </w:r>
     </w:p>
     <w:p>
       <w:pPr>
-        <w:spacing w:line="336" w:lineRule="auto" w:after="180"/>
-      </w:pPr>
-      <w:r>
-        <w:rPr>
-          <w:b w:val="0"/>
-        </w:rPr>
-        <w:t xml:space="preserve">Current milestone: Frame the need. Name the user, the problem, allowed </w:t>
-      </w:r>
-      <w:r>
-        <w:rPr>
-          <w:b/>
-        </w:rPr>
-        <w:t>input</w:t>
-      </w:r>
-      <w:r>
-        <w:rPr>
-          <w:b w:val="0"/>
-        </w:rPr>
-        <w:t>s and a safe simple starting method.</w:t>
-      </w:r>
-    </w:p>
-    <w:p>
-      <w:pPr>
-        <w:spacing w:line="336" w:lineRule="auto" w:after="180"/>
-      </w:pPr>
-      <w:r>
-        <w:rPr>
-          <w:b w:val="0"/>
-        </w:rPr>
-        <w:t xml:space="preserve">For the Grounded Learning Service, retain an annotated trace and the changed-case result. Name the contract or </w:t>
-      </w:r>
-      <w:r>
-        <w:rPr>
-          <w:b/>
-        </w:rPr>
-        <w:t>evidence</w:t>
-      </w:r>
-      <w:r>
-        <w:rPr>
-          <w:b w:val="0"/>
-        </w:rPr>
-        <w:t xml:space="preserve"> that makes the deciding step valid, so another team can review it.</w:t>
+        <w:pStyle w:val="ListBullet"/>
+      </w:pPr>
+      <w:r>
+        <w:t>Current milestone: Frame the need. Name the user, the problem, allowed inputs and a safe simple starting method.</w:t>
+      </w:r>
+    </w:p>
+    <w:p>
+      <w:pPr>
+        <w:pStyle w:val="ListBullet"/>
+      </w:pPr>
+      <w:r>
+        <w:t>For the Grounded Learning Service, retain an annotated trace and the changed-case result. Name the contract or evidence that makes the deciding step valid, so another team can review it.</w:t>
       </w:r>
     </w:p>
     <w:tbl>
@@ -1486,12 +1388,389 @@
         <w:pStyle w:val="Heading1"/>
       </w:pPr>
       <w:r>
-        <w:t>14. Supported practice and learning evidence</w:t>
-      </w:r>
-    </w:p>
-    <w:p>
-      <w:r>
-        <w:t>Try the supported questions before comparing with hints and feedback. Record what you repaired and the evidence you retained.</w:t>
+        <w:t>14. Extra practice · Predict,check and repair</w:t>
+      </w:r>
+    </w:p>
+    <w:p>
+      <w:r>
+        <w:t>Keep supported feedback separate from the independent case.</w:t>
+      </w:r>
+    </w:p>
+    <w:p>
+      <w:pPr>
+        <w:pStyle w:val="Heading2"/>
+      </w:pPr>
+      <w:r>
+        <w:t>First supported question and optional hint</w:t>
+      </w:r>
+    </w:p>
+    <w:p>
+      <w:pPr>
+        <w:pStyle w:val="ListBullet"/>
+      </w:pPr>
+      <w:r>
+        <w:t>Museum fact desk. A visitor asks the opening year of exhibit P and asks the bot to sell a ticket.</w:t>
+      </w:r>
+    </w:p>
+    <w:p>
+      <w:pPr>
+        <w:pStyle w:val="Heading3"/>
+      </w:pPr>
+      <w:r>
+        <w:t>Practice 1: explain the deciding evidence</w:t>
+      </w:r>
+    </w:p>
+    <w:p>
+      <w:pPr>
+        <w:pStyle w:val="ListBullet"/>
+      </w:pPr>
+      <w:r>
+        <w:t>Which labelled step matches this detail? Return 1912 with card P; do not sell a ticket.</w:t>
+      </w:r>
+    </w:p>
+    <w:p>
+      <w:pPr>
+        <w:pStyle w:val="ListBullet"/>
+      </w:pPr>
+      <w:r>
+        <w:t>1. Read approved card</w:t>
+      </w:r>
+    </w:p>
+    <w:p>
+      <w:pPr>
+        <w:pStyle w:val="ListBullet"/>
+      </w:pPr>
+      <w:r>
+        <w:t>2. Split the request</w:t>
+      </w:r>
+    </w:p>
+    <w:p>
+      <w:pPr>
+        <w:pStyle w:val="ListBullet"/>
+      </w:pPr>
+      <w:r>
+        <w:t>3. Apply the boundary</w:t>
+      </w:r>
+    </w:p>
+    <w:p>
+      <w:pPr>
+        <w:pStyle w:val="Heading3"/>
+      </w:pPr>
+      <w:r>
+        <w:t>My selected conclusion, deciding fact and explanation</w:t>
+      </w:r>
+    </w:p>
+    <w:p>
+      <w:r>
+        <w:t>________________________________________________________________</w:t>
+      </w:r>
+    </w:p>
+    <w:p>
+      <w:r>
+        <w:t>________________________________________________________________</w:t>
+      </w:r>
+    </w:p>
+    <w:p>
+      <w:r>
+        <w:t>________________________________________________________________</w:t>
+      </w:r>
+    </w:p>
+    <w:p>
+      <w:r>
+        <w:t>________________________________________________________________</w:t>
+      </w:r>
+    </w:p>
+    <w:p>
+      <w:r>
+        <w:t>________________________________________________________________</w:t>
+      </w:r>
+    </w:p>
+    <w:p>
+      <w:pPr>
+        <w:pStyle w:val="ListBullet"/>
+      </w:pPr>
+      <w:r>
+        <w:t>Hint if needed: Read the steps in the pictorial case. Match the supplied detail to the stage that performs or records it.</w:t>
+      </w:r>
+    </w:p>
+    <w:p>
+      <w:pPr>
+        <w:pStyle w:val="Heading2"/>
+      </w:pPr>
+      <w:r>
+        <w:t>Check after the first attempt · reference / check after trying</w:t>
+      </w:r>
+    </w:p>
+    <w:p>
+      <w:pPr>
+        <w:spacing w:line="336" w:lineRule="auto" w:after="180"/>
+      </w:pPr>
+      <w:r>
+        <w:rPr>
+          <w:b w:val="0"/>
+        </w:rPr>
+        <w:t xml:space="preserve">After your attempt, compare with the supported explanation: Apply the boundary Return 1912 with card P; do not sell a ticket. A </w:t>
+      </w:r>
+      <w:r>
+        <w:rPr>
+          <w:b/>
+        </w:rPr>
+        <w:t>service boundary</w:t>
+      </w:r>
+      <w:r>
+        <w:rPr>
+          <w:b w:val="0"/>
+        </w:rPr>
+        <w:t xml:space="preserve"> states permitted work; useful information does not grant extra operations.</w:t>
+      </w:r>
+    </w:p>
+    <w:p>
+      <w:pPr>
+        <w:pStyle w:val="Heading2"/>
+      </w:pPr>
+      <w:r>
+        <w:t>Changed-case question and optional hint</w:t>
+      </w:r>
+    </w:p>
+    <w:p>
+      <w:pPr>
+        <w:pStyle w:val="Heading3"/>
+      </w:pPr>
+      <w:r>
+        <w:t>Practice 2: explain the deciding evidence</w:t>
+      </w:r>
+    </w:p>
+    <w:p>
+      <w:pPr>
+        <w:pStyle w:val="ListBullet"/>
+      </w:pPr>
+      <w:r>
+        <w:t>Changed-case practice: Replace P with Q, which has no approved card. Which conclusion is supported by the supplied facts?</w:t>
+      </w:r>
+    </w:p>
+    <w:p>
+      <w:pPr>
+        <w:pStyle w:val="ListBullet"/>
+      </w:pPr>
+      <w:r>
+        <w:t>1. The year is unsupported, and the ticket sale is still excluded.</w:t>
+      </w:r>
+    </w:p>
+    <w:p>
+      <w:pPr>
+        <w:pStyle w:val="ListBullet"/>
+      </w:pPr>
+      <w:r>
+        <w:t>2. This one example guarantees correct results for every future input.</w:t>
+      </w:r>
+    </w:p>
+    <w:p>
+      <w:pPr>
+        <w:pStyle w:val="ListBullet"/>
+      </w:pPr>
+      <w:r>
+        <w:t>3. We can decide the result without examining the changed input or the procedure.</w:t>
+      </w:r>
+    </w:p>
+    <w:p>
+      <w:pPr>
+        <w:pStyle w:val="Heading3"/>
+      </w:pPr>
+      <w:r>
+        <w:t>My selected conclusion, deciding fact and explanation</w:t>
+      </w:r>
+    </w:p>
+    <w:p>
+      <w:r>
+        <w:t>________________________________________________________________</w:t>
+      </w:r>
+    </w:p>
+    <w:p>
+      <w:r>
+        <w:t>________________________________________________________________</w:t>
+      </w:r>
+    </w:p>
+    <w:p>
+      <w:r>
+        <w:t>________________________________________________________________</w:t>
+      </w:r>
+    </w:p>
+    <w:p>
+      <w:r>
+        <w:t>________________________________________________________________</w:t>
+      </w:r>
+    </w:p>
+    <w:p>
+      <w:r>
+        <w:t>________________________________________________________________</w:t>
+      </w:r>
+    </w:p>
+    <w:p>
+      <w:pPr>
+        <w:pStyle w:val="ListBullet"/>
+      </w:pPr>
+      <w:r>
+        <w:t>Hint if needed: Use the changed condition and the deciding step in the pictorial trace. The answer must say what follows from those facts.</w:t>
+      </w:r>
+    </w:p>
+    <w:p>
+      <w:pPr>
+        <w:pStyle w:val="Heading2"/>
+      </w:pPr>
+      <w:r>
+        <w:t>Check after the changed attempt · reference / check after trying</w:t>
+      </w:r>
+    </w:p>
+    <w:p>
+      <w:pPr>
+        <w:spacing w:line="336" w:lineRule="auto" w:after="180"/>
+      </w:pPr>
+      <w:r>
+        <w:rPr>
+          <w:b w:val="0"/>
+        </w:rPr>
+        <w:t>After your attempt, compare with the supported explanation: The year is unsupported, and the ticket sale is still excluded. Knowledge and permission are separate requirements.</w:t>
+      </w:r>
+    </w:p>
+    <w:p>
+      <w:pPr>
+        <w:pStyle w:val="Heading2"/>
+      </w:pPr>
+      <w:r>
+        <w:t>Repair and retain the record</w:t>
+      </w:r>
+    </w:p>
+    <w:p>
+      <w:pPr>
+        <w:spacing w:line="336" w:lineRule="auto" w:after="180"/>
+      </w:pPr>
+      <w:r>
+        <w:rPr>
+          <w:b w:val="0"/>
+        </w:rPr>
+        <w:t xml:space="preserve">Review Neural network experiment defense (ai-5/36). Goal: Defend a network experiment using traceable </w:t>
+      </w:r>
+      <w:r>
+        <w:rPr>
+          <w:b/>
+        </w:rPr>
+        <w:t>evidence</w:t>
+      </w:r>
+      <w:r>
+        <w:rPr>
+          <w:b w:val="0"/>
+        </w:rPr>
+        <w:t xml:space="preserve">. Short practice: Calculate both weighted terms, z and ReLU </w:t>
+      </w:r>
+      <w:r>
+        <w:rPr>
+          <w:b/>
+        </w:rPr>
+        <w:t>output</w:t>
+      </w:r>
+      <w:r>
+        <w:rPr>
+          <w:b w:val="0"/>
+        </w:rPr>
+        <w:t>.</w:t>
+      </w:r>
+    </w:p>
+    <w:p>
+      <w:pPr>
+        <w:spacing w:line="336" w:lineRule="auto" w:after="180"/>
+      </w:pPr>
+      <w:r>
+        <w:rPr>
+          <w:b w:val="0"/>
+        </w:rPr>
+        <w:t xml:space="preserve">Predict the changed second </w:t>
+      </w:r>
+      <w:r>
+        <w:rPr>
+          <w:b/>
+        </w:rPr>
+        <w:t>input</w:t>
+      </w:r>
+      <w:r>
+        <w:rPr>
+          <w:b w:val="0"/>
+        </w:rPr>
+        <w:t xml:space="preserve"> and explain why 0.2 cannot be called 20% accuracy.. Return to this week and explain what you changed.</w:t>
+      </w:r>
+    </w:p>
+    <w:p>
+      <w:pPr>
+        <w:spacing w:line="336" w:lineRule="auto" w:after="180"/>
+      </w:pPr>
+      <w:r>
+        <w:rPr>
+          <w:b w:val="0"/>
+        </w:rPr>
+        <w:t xml:space="preserve">Use Download completed work in the hosted lesson to export your answers, reflections, practice feedback and code-run </w:t>
+      </w:r>
+      <w:r>
+        <w:rPr>
+          <w:b/>
+        </w:rPr>
+        <w:t>evidence</w:t>
+      </w:r>
+      <w:r>
+        <w:rPr>
+          <w:b w:val="0"/>
+        </w:rPr>
+        <w:t>. Open the HTML copy to read or print it.</w:t>
+      </w:r>
+    </w:p>
+    <w:p>
+      <w:pPr>
+        <w:spacing w:line="336" w:lineRule="auto" w:after="180"/>
+      </w:pPr>
+      <w:r>
+        <w:rPr>
+          <w:b w:val="0"/>
+        </w:rPr>
+        <w:t>Drafts stay in this browser when storage is available; clear drafts on a shared device.</w:t>
+      </w:r>
+    </w:p>
+    <w:p>
+      <w:pPr>
+        <w:pStyle w:val="Heading3"/>
+      </w:pPr>
+      <w:r>
+        <w:t>What I repaired, the evidence I kept and the next test</w:t>
+      </w:r>
+    </w:p>
+    <w:p>
+      <w:r>
+        <w:t>________________________________________________________________</w:t>
+      </w:r>
+    </w:p>
+    <w:p>
+      <w:r>
+        <w:t>________________________________________________________________</w:t>
+      </w:r>
+    </w:p>
+    <w:p>
+      <w:r>
+        <w:t>________________________________________________________________</w:t>
+      </w:r>
+    </w:p>
+    <w:p>
+      <w:r>
+        <w:t>________________________________________________________________</w:t>
+      </w:r>
+    </w:p>
+    <w:p>
+      <w:r>
+        <w:t>________________________________________________________________</w:t>
+      </w:r>
+    </w:p>
+    <w:p>
+      <w:pPr>
+        <w:pStyle w:val="Heading2"/>
+      </w:pPr>
+      <w:r>
+        <w:t>Earlier wording, alternatives and picture transcripts · reference / check after trying</w:t>
       </w:r>
     </w:p>
     <w:p>
@@ -1507,68 +1786,10 @@
     </w:p>
     <w:p>
       <w:pPr>
-        <w:spacing w:line="336" w:lineRule="auto" w:after="180"/>
-      </w:pPr>
-      <w:r>
-        <w:rPr>
-          <w:b w:val="0"/>
-        </w:rPr>
-        <w:t>Museum fact desk. A visitor asks the opening year of exhibit P and asks the bot to sell a ticket.</w:t>
-      </w:r>
-    </w:p>
-    <w:p>
-      <w:pPr>
         <w:pStyle w:val="Heading3"/>
       </w:pPr>
       <w:r>
-        <w:t>Practice 1: explain the deciding evidence</w:t>
-      </w:r>
-    </w:p>
-    <w:p>
-      <w:pPr>
-        <w:spacing w:line="336" w:lineRule="auto" w:after="180"/>
-      </w:pPr>
-      <w:r>
-        <w:rPr>
-          <w:b w:val="0"/>
-        </w:rPr>
-        <w:t>Which labelled step matches this detail? Return 1912 with card P; do not sell a ticket.</w:t>
-      </w:r>
-    </w:p>
-    <w:p>
-      <w:pPr>
-        <w:spacing w:line="336" w:lineRule="auto" w:after="180"/>
-        <w:shd w:fill="F4F9FC"/>
-      </w:pPr>
-      <w:r>
-        <w:rPr>
-          <w:b w:val="0"/>
-        </w:rPr>
-        <w:t>1. Read approved card</w:t>
-      </w:r>
-    </w:p>
-    <w:p>
-      <w:pPr>
-        <w:spacing w:line="336" w:lineRule="auto" w:after="180"/>
-        <w:shd w:fill="F4F9FC"/>
-      </w:pPr>
-      <w:r>
-        <w:rPr>
-          <w:b w:val="0"/>
-        </w:rPr>
-        <w:t>2. Split the request</w:t>
-      </w:r>
-    </w:p>
-    <w:p>
-      <w:pPr>
-        <w:spacing w:line="336" w:lineRule="auto" w:after="180"/>
-        <w:shd w:fill="F4F9FC"/>
-      </w:pPr>
-      <w:r>
-        <w:rPr>
-          <w:b w:val="0"/>
-        </w:rPr>
-        <w:t>3. Apply the boundary</w:t>
+        <w:t>Repair a missing building block</w:t>
       </w:r>
     </w:p>
     <w:p>
@@ -1576,404 +1797,25 @@
         <w:pStyle w:val="Heading3"/>
       </w:pPr>
       <w:r>
-        <w:t>My selected conclusion, deciding fact and explanation</w:t>
-      </w:r>
-    </w:p>
-    <w:p>
-      <w:r>
-        <w:t>________________________________________________________________</w:t>
-      </w:r>
-    </w:p>
-    <w:p>
-      <w:r>
-        <w:t>________________________________________________________________</w:t>
-      </w:r>
-    </w:p>
-    <w:p>
-      <w:r>
-        <w:t>________________________________________________________________</w:t>
-      </w:r>
-    </w:p>
-    <w:p>
-      <w:r>
-        <w:t>________________________________________________________________</w:t>
-      </w:r>
-    </w:p>
-    <w:p>
-      <w:r>
-        <w:t>________________________________________________________________</w:t>
-      </w:r>
-    </w:p>
-    <w:p>
-      <w:pPr>
-        <w:pStyle w:val="Heading3"/>
-      </w:pPr>
-      <w:r>
-        <w:t>Hint · try first</w:t>
-      </w:r>
-    </w:p>
-    <w:p>
-      <w:pPr>
-        <w:spacing w:line="336" w:lineRule="auto" w:after="180"/>
-        <w:shd w:fill="F1F6F8"/>
-      </w:pPr>
-      <w:r>
-        <w:rPr>
-          <w:b w:val="0"/>
-        </w:rPr>
-        <w:t>Hint if needed: Read the steps in the pictorial case. Match the supplied detail to the stage that performs or records it.</w:t>
-      </w:r>
-    </w:p>
-    <w:p>
-      <w:pPr>
-        <w:pStyle w:val="Heading3"/>
-      </w:pPr>
-      <w:r>
-        <w:t>Feedback · compare after trying</w:t>
-      </w:r>
-    </w:p>
-    <w:p>
-      <w:pPr>
-        <w:spacing w:line="336" w:lineRule="auto" w:after="180"/>
-        <w:shd w:fill="F1F6FC"/>
-      </w:pPr>
-      <w:r>
-        <w:rPr>
-          <w:b w:val="0"/>
-        </w:rPr>
-        <w:t xml:space="preserve">After your attempt, compare with the supported explanation: Apply the boundary Return 1912 with card P; do not sell a ticket. A </w:t>
-      </w:r>
-      <w:r>
-        <w:rPr>
-          <w:b/>
-        </w:rPr>
-        <w:t>service boundary</w:t>
-      </w:r>
-      <w:r>
-        <w:rPr>
-          <w:b w:val="0"/>
-        </w:rPr>
-        <w:t xml:space="preserve"> states permitted work; useful information does not grant extra operations.</w:t>
-      </w:r>
-    </w:p>
-    <w:p>
-      <w:pPr>
-        <w:pStyle w:val="Heading3"/>
-      </w:pPr>
-      <w:r>
-        <w:t>Practice 2: explain the deciding evidence</w:t>
-      </w:r>
-    </w:p>
-    <w:p>
-      <w:pPr>
-        <w:pStyle w:val="Heading3"/>
-      </w:pPr>
-      <w:r>
-        <w:t>Changed case · predict first</w:t>
-      </w:r>
-    </w:p>
-    <w:p>
-      <w:pPr>
-        <w:spacing w:line="336" w:lineRule="auto" w:after="180"/>
-        <w:shd w:fill="F5F1FB"/>
-      </w:pPr>
-      <w:r>
-        <w:rPr>
-          <w:b w:val="0"/>
-        </w:rPr>
-        <w:t>Changed-case practice: Replace P with Q, which has no approved card. Which conclusion is supported by the supplied facts?</w:t>
-      </w:r>
-    </w:p>
-    <w:p>
-      <w:pPr>
-        <w:spacing w:line="336" w:lineRule="auto" w:after="180"/>
-        <w:shd w:fill="F4F9FC"/>
-      </w:pPr>
-      <w:r>
-        <w:rPr>
-          <w:b w:val="0"/>
-        </w:rPr>
-        <w:t>1. The year is unsupported, and the ticket sale is still excluded.</w:t>
-      </w:r>
-    </w:p>
-    <w:p>
-      <w:pPr>
-        <w:spacing w:line="336" w:lineRule="auto" w:after="180"/>
-        <w:shd w:fill="F4F9FC"/>
-      </w:pPr>
-      <w:r>
-        <w:rPr>
-          <w:b w:val="0"/>
-        </w:rPr>
-        <w:t xml:space="preserve">2. This one example guarantees correct results for every future </w:t>
-      </w:r>
-      <w:r>
-        <w:rPr>
-          <w:b/>
-        </w:rPr>
-        <w:t>input</w:t>
-      </w:r>
-      <w:r>
-        <w:rPr>
-          <w:b w:val="0"/>
-        </w:rPr>
-        <w:t>.</w:t>
-      </w:r>
-    </w:p>
-    <w:p>
-      <w:pPr>
-        <w:spacing w:line="336" w:lineRule="auto" w:after="180"/>
-        <w:shd w:fill="F4F9FC"/>
-      </w:pPr>
-      <w:r>
-        <w:rPr>
-          <w:b w:val="0"/>
-        </w:rPr>
-        <w:t xml:space="preserve">3. We can decide the result without examining the changed </w:t>
-      </w:r>
-      <w:r>
-        <w:rPr>
-          <w:b/>
-        </w:rPr>
-        <w:t>input</w:t>
-      </w:r>
-      <w:r>
-        <w:rPr>
-          <w:b w:val="0"/>
-        </w:rPr>
-        <w:t xml:space="preserve"> or the procedure.</w:t>
-      </w:r>
-    </w:p>
-    <w:p>
-      <w:pPr>
-        <w:pStyle w:val="Heading3"/>
-      </w:pPr>
-      <w:r>
-        <w:t>My selected conclusion, deciding fact and explanation</w:t>
-      </w:r>
-    </w:p>
-    <w:p>
-      <w:r>
-        <w:t>________________________________________________________________</w:t>
-      </w:r>
-    </w:p>
-    <w:p>
-      <w:r>
-        <w:t>________________________________________________________________</w:t>
-      </w:r>
-    </w:p>
-    <w:p>
-      <w:r>
-        <w:t>________________________________________________________________</w:t>
-      </w:r>
-    </w:p>
-    <w:p>
-      <w:r>
-        <w:t>________________________________________________________________</w:t>
-      </w:r>
-    </w:p>
-    <w:p>
-      <w:r>
-        <w:t>________________________________________________________________</w:t>
-      </w:r>
-    </w:p>
-    <w:p>
-      <w:pPr>
-        <w:pStyle w:val="Heading3"/>
-      </w:pPr>
-      <w:r>
-        <w:t>Hint · try first</w:t>
-      </w:r>
-    </w:p>
-    <w:p>
-      <w:pPr>
-        <w:spacing w:line="336" w:lineRule="auto" w:after="180"/>
-        <w:shd w:fill="F1F6F8"/>
-      </w:pPr>
-      <w:r>
-        <w:rPr>
-          <w:b w:val="0"/>
-        </w:rPr>
-        <w:t>Hint if needed: Use the changed condition and the deciding step in the pictorial trace. The answer must say what follows from those facts.</w:t>
-      </w:r>
-    </w:p>
-    <w:p>
-      <w:pPr>
-        <w:pStyle w:val="Heading3"/>
-      </w:pPr>
-      <w:r>
-        <w:t>Feedback · compare after trying</w:t>
-      </w:r>
-    </w:p>
-    <w:p>
-      <w:pPr>
-        <w:spacing w:line="336" w:lineRule="auto" w:after="180"/>
-        <w:shd w:fill="F1F6FC"/>
-      </w:pPr>
-      <w:r>
-        <w:rPr>
-          <w:b w:val="0"/>
-        </w:rPr>
-        <w:t>After your attempt, compare with the supported explanation: The year is unsupported, and the ticket sale is still excluded. Knowledge and permission are separate requirements.</w:t>
-      </w:r>
-    </w:p>
-    <w:p>
-      <w:pPr>
-        <w:pStyle w:val="Heading3"/>
-      </w:pPr>
-      <w:r>
-        <w:t>Repair a missing building block</w:t>
-      </w:r>
-    </w:p>
-    <w:p>
-      <w:pPr>
-        <w:spacing w:line="336" w:lineRule="auto" w:after="180"/>
-      </w:pPr>
-      <w:r>
-        <w:rPr>
-          <w:b w:val="0"/>
-        </w:rPr>
-        <w:t xml:space="preserve">Review Neural network experiment defense (ai-5/36). Goal: Defend a network experiment using traceable </w:t>
-      </w:r>
-      <w:r>
-        <w:rPr>
-          <w:b/>
-        </w:rPr>
-        <w:t>evidence</w:t>
-      </w:r>
-      <w:r>
-        <w:rPr>
-          <w:b w:val="0"/>
-        </w:rPr>
-        <w:t xml:space="preserve">. Short practice: Calculate both weighted terms, z and ReLU </w:t>
-      </w:r>
-      <w:r>
-        <w:rPr>
-          <w:b/>
-        </w:rPr>
-        <w:t>output</w:t>
-      </w:r>
-      <w:r>
-        <w:rPr>
-          <w:b w:val="0"/>
-        </w:rPr>
-        <w:t>.</w:t>
-      </w:r>
-    </w:p>
-    <w:p>
-      <w:pPr>
-        <w:spacing w:line="336" w:lineRule="auto" w:after="180"/>
-      </w:pPr>
-      <w:r>
-        <w:rPr>
-          <w:b w:val="0"/>
-        </w:rPr>
-        <w:t xml:space="preserve">Predict the changed second </w:t>
-      </w:r>
-      <w:r>
-        <w:rPr>
-          <w:b/>
-        </w:rPr>
-        <w:t>input</w:t>
-      </w:r>
-      <w:r>
-        <w:rPr>
-          <w:b w:val="0"/>
-        </w:rPr>
-        <w:t xml:space="preserve"> and explain why 0.2 cannot be called 20% accuracy.. Return to this week and explain what you changed.</w:t>
-      </w:r>
-    </w:p>
-    <w:p>
-      <w:pPr>
-        <w:pStyle w:val="Heading3"/>
-      </w:pPr>
-      <w:r>
         <w:t>Keep your completed work</w:t>
       </w:r>
     </w:p>
     <w:p>
       <w:pPr>
-        <w:spacing w:line="336" w:lineRule="auto" w:after="180"/>
-      </w:pPr>
-      <w:r>
-        <w:rPr>
-          <w:b w:val="0"/>
-        </w:rPr>
-        <w:t xml:space="preserve">Use Download completed work in the hosted lesson to export your answers, reflections, practice feedback and code-run </w:t>
-      </w:r>
-      <w:r>
-        <w:rPr>
-          <w:b/>
-        </w:rPr>
-        <w:t>evidence</w:t>
-      </w:r>
-      <w:r>
-        <w:rPr>
-          <w:b w:val="0"/>
-        </w:rPr>
-        <w:t>. Open the HTML copy to read or print it.</w:t>
-      </w:r>
-    </w:p>
-    <w:p>
-      <w:pPr>
-        <w:spacing w:line="336" w:lineRule="auto" w:after="180"/>
-      </w:pPr>
-      <w:r>
-        <w:rPr>
-          <w:b w:val="0"/>
-        </w:rPr>
-        <w:t>Drafts stay in this browser when storage is available; clear drafts on a shared device.</w:t>
-      </w:r>
-    </w:p>
-    <w:p>
-      <w:pPr>
-        <w:pStyle w:val="Heading3"/>
-      </w:pPr>
-      <w:r>
-        <w:t>What I repaired, the evidence I kept and the next test</w:t>
-      </w:r>
-    </w:p>
-    <w:p>
-      <w:r>
-        <w:t>________________________________________________________________</w:t>
-      </w:r>
-    </w:p>
-    <w:p>
-      <w:r>
-        <w:t>________________________________________________________________</w:t>
-      </w:r>
-    </w:p>
-    <w:p>
-      <w:r>
-        <w:t>________________________________________________________________</w:t>
-      </w:r>
-    </w:p>
-    <w:p>
-      <w:r>
-        <w:t>________________________________________________________________</w:t>
-      </w:r>
-    </w:p>
-    <w:p>
-      <w:r>
-        <w:t>________________________________________________________________</w:t>
-      </w:r>
-    </w:p>
-    <w:p>
-      <w:pPr>
         <w:pStyle w:val="Heading1"/>
       </w:pPr>
       <w:r>
-        <w:t>15. Visual concept journey</w:t>
-      </w:r>
-    </w:p>
-    <w:p>
-      <w:r>
-        <w:t>Explain each Requirements and service boundaries picture from its labels, then record a relevant limit.</w:t>
-      </w:r>
-    </w:p>
-    <w:p>
-      <w:pPr>
-        <w:pStyle w:val="Heading3"/>
+        <w:t>15. Reference · Six-picture response sheets</w:t>
+      </w:r>
+    </w:p>
+    <w:p>
+      <w:r>
+        <w:t>Choose the picture that helps explain the current step.</w:t>
+      </w:r>
+    </w:p>
+    <w:p>
+      <w:pPr>
+        <w:pStyle w:val="Heading2"/>
       </w:pPr>
       <w:r>
         <w:t>01. Requirements and service boundaries: the case</w:t>
@@ -2029,7 +1871,6 @@
     <w:p>
       <w:pPr>
         <w:spacing w:line="336" w:lineRule="auto" w:after="180"/>
-        <w:shd w:fill="F5F1FB"/>
       </w:pPr>
       <w:r>
         <w:rPr>
@@ -2068,7 +1909,7 @@
     </w:p>
     <w:p>
       <w:pPr>
-        <w:pStyle w:val="Heading3"/>
+        <w:pStyle w:val="Heading2"/>
       </w:pPr>
       <w:r>
         <w:t>02. Follow the deciding steps</w:t>
@@ -2124,7 +1965,6 @@
     <w:p>
       <w:pPr>
         <w:spacing w:line="336" w:lineRule="auto" w:after="180"/>
-        <w:shd w:fill="F5F1FB"/>
       </w:pPr>
       <w:r>
         <w:rPr>
@@ -2175,7 +2015,7 @@
     </w:p>
     <w:p>
       <w:pPr>
-        <w:pStyle w:val="Heading3"/>
+        <w:pStyle w:val="Heading2"/>
       </w:pPr>
       <w:r>
         <w:t>03. Requirements and service boundaries — evidence trace</w:t>
@@ -2277,7 +2117,6 @@
     <w:p>
       <w:pPr>
         <w:spacing w:line="336" w:lineRule="auto" w:after="180"/>
-        <w:shd w:fill="F5F1FB"/>
       </w:pPr>
       <w:r>
         <w:rPr>
@@ -2316,7 +2155,7 @@
     </w:p>
     <w:p>
       <w:pPr>
-        <w:pStyle w:val="Heading3"/>
+        <w:pStyle w:val="Heading2"/>
       </w:pPr>
       <w:r>
         <w:t>04. Change one thing. Trace what follows.</w:t>
@@ -2383,7 +2222,6 @@
     <w:p>
       <w:pPr>
         <w:spacing w:line="336" w:lineRule="auto" w:after="180"/>
-        <w:shd w:fill="F5F1FB"/>
       </w:pPr>
       <w:r>
         <w:rPr>
@@ -2422,7 +2260,7 @@
     </w:p>
     <w:p>
       <w:pPr>
-        <w:pStyle w:val="Heading3"/>
+        <w:pStyle w:val="Heading2"/>
       </w:pPr>
       <w:r>
         <w:t>05. Connect the explanation to its limit</w:t>
@@ -2490,7 +2328,6 @@
     <w:p>
       <w:pPr>
         <w:spacing w:line="336" w:lineRule="auto" w:after="180"/>
-        <w:shd w:fill="F5F1FB"/>
       </w:pPr>
       <w:r>
         <w:rPr>
@@ -2529,7 +2366,7 @@
     </w:p>
     <w:p>
       <w:pPr>
-        <w:pStyle w:val="Heading3"/>
+        <w:pStyle w:val="Heading2"/>
       </w:pPr>
       <w:r>
         <w:t>06. Make the idea visible in your project</w:t>
@@ -2620,7 +2457,6 @@
     <w:p>
       <w:pPr>
         <w:spacing w:line="336" w:lineRule="auto" w:after="180"/>
-        <w:shd w:fill="F5F1FB"/>
       </w:pPr>
       <w:r>
         <w:rPr>
@@ -2667,6 +2503,62 @@
     <w:p>
       <w:r>
         <w:t>________________________________________________________________</w:t>
+      </w:r>
+    </w:p>
+    <w:p>
+      <w:pPr>
+        <w:pStyle w:val="Heading2"/>
+      </w:pPr>
+      <w:r>
+        <w:t>Earlier wording, alternatives and picture transcripts · reference / check after trying</w:t>
+      </w:r>
+    </w:p>
+    <w:p>
+      <w:pPr>
+        <w:pStyle w:val="Heading3"/>
+      </w:pPr>
+      <w:r>
+        <w:t>01. Requirements and service boundaries: the case</w:t>
+      </w:r>
+    </w:p>
+    <w:p>
+      <w:pPr>
+        <w:pStyle w:val="Heading3"/>
+      </w:pPr>
+      <w:r>
+        <w:t>02. Follow the deciding steps</w:t>
+      </w:r>
+    </w:p>
+    <w:p>
+      <w:pPr>
+        <w:pStyle w:val="Heading3"/>
+      </w:pPr>
+      <w:r>
+        <w:t>03. Requirements and service boundaries — evidence trace</w:t>
+      </w:r>
+    </w:p>
+    <w:p>
+      <w:pPr>
+        <w:pStyle w:val="Heading3"/>
+      </w:pPr>
+      <w:r>
+        <w:t>04. Change one thing. Trace what follows.</w:t>
+      </w:r>
+    </w:p>
+    <w:p>
+      <w:pPr>
+        <w:pStyle w:val="Heading3"/>
+      </w:pPr>
+      <w:r>
+        <w:t>05. Connect the explanation to its limit</w:t>
+      </w:r>
+    </w:p>
+    <w:p>
+      <w:pPr>
+        <w:pStyle w:val="Heading3"/>
+      </w:pPr>
+      <w:r>
+        <w:t>06. Make the idea visible in your project</w:t>
       </w:r>
     </w:p>
     <w:sectPr>
